--- a/SchulungsUnterlagen/Semesterprogramme/HWZ_Semesterprogramm_DistributedAndMobileSystems.docx
+++ b/SchulungsUnterlagen/Semesterprogramme/HWZ_Semesterprogramm_DistributedAndMobileSystems.docx
@@ -302,7 +302,7 @@
                 <w:sz w:val="20"/>
                 <w:szCs w:val="20"/>
               </w:rPr>
-              <w:t>2</w:t>
+              <w:t>3</w:t>
             </w:r>
           </w:p>
         </w:tc>
@@ -468,7 +468,7 @@
                 <w:sz w:val="20"/>
                 <w:szCs w:val="20"/>
               </w:rPr>
-              <w:t>E</w:t>
+              <w:t xml:space="preserve">Prüfung </w:t>
             </w:r>
             <w:r>
               <w:rPr>
@@ -477,16 +477,7 @@
                 <w:sz w:val="20"/>
                 <w:szCs w:val="20"/>
               </w:rPr>
-              <w:t>inzelarbeit</w:t>
-            </w:r>
-            <w:r>
-              <w:rPr>
-                <w:rFonts w:cs="Arial"/>
-                <w:color w:val="auto"/>
-                <w:sz w:val="20"/>
-                <w:szCs w:val="20"/>
-              </w:rPr>
-              <w:t xml:space="preserve"> mit Fachgespräch</w:t>
+              <w:t>mit Fachgespräch</w:t>
             </w:r>
           </w:p>
         </w:tc>
@@ -2951,7 +2942,7 @@
                 <w:sz w:val="20"/>
                 <w:szCs w:val="20"/>
               </w:rPr>
-              <w:t>Di 1</w:t>
+              <w:t>D</w:t>
             </w:r>
             <w:r>
               <w:rPr>
@@ -2959,23 +2950,7 @@
                 <w:sz w:val="20"/>
                 <w:szCs w:val="20"/>
               </w:rPr>
-              <w:t>1</w:t>
-            </w:r>
-            <w:r>
-              <w:rPr>
-                <w:rFonts w:cs="Arial"/>
-                <w:sz w:val="20"/>
-                <w:szCs w:val="20"/>
-              </w:rPr>
-              <w:t>.3.202</w:t>
-            </w:r>
-            <w:r>
-              <w:rPr>
-                <w:rFonts w:cs="Arial"/>
-                <w:sz w:val="20"/>
-                <w:szCs w:val="20"/>
-              </w:rPr>
-              <w:t>5</w:t>
+              <w:t>o 19.3.2026</w:t>
             </w:r>
           </w:p>
         </w:tc>
@@ -3577,8 +3552,7 @@
     </w:p>
     <w:p>
       <w:pPr>
-        <w:suppressAutoHyphens w:val="0"/>
-        <w:spacing w:line="240" w:lineRule="auto"/>
+        <w:spacing w:before="60" w:after="60" w:line="240" w:lineRule="auto"/>
         <w:rPr>
           <w:color w:val="auto"/>
           <w:sz w:val="20"/>
@@ -3626,68 +3600,8 @@
               </w:numPr>
               <w:spacing w:before="60" w:after="60" w:line="240" w:lineRule="auto"/>
               <w:rPr>
+                <w:rFonts w:cs="Arial"/>
                 <w:b/>
-                <w:sz w:val="20"/>
-                <w:szCs w:val="20"/>
-                <w:lang w:val="en-US"/>
-              </w:rPr>
-            </w:pPr>
-            <w:proofErr w:type="spellStart"/>
-            <w:r>
-              <w:rPr>
-                <w:b/>
-                <w:sz w:val="20"/>
-                <w:szCs w:val="20"/>
-                <w:lang w:val="en-US"/>
-              </w:rPr>
-              <w:t>Verschlüsselung</w:t>
-            </w:r>
-            <w:proofErr w:type="spellEnd"/>
-            <w:r>
-              <w:rPr>
-                <w:b/>
-                <w:sz w:val="20"/>
-                <w:szCs w:val="20"/>
-                <w:lang w:val="en-US"/>
-              </w:rPr>
-              <w:t xml:space="preserve"> / </w:t>
-            </w:r>
-            <w:proofErr w:type="spellStart"/>
-            <w:r>
-              <w:rPr>
-                <w:b/>
-                <w:sz w:val="20"/>
-                <w:szCs w:val="20"/>
-                <w:lang w:val="en-US"/>
-              </w:rPr>
-              <w:t>Authentification</w:t>
-            </w:r>
-            <w:proofErr w:type="spellEnd"/>
-          </w:p>
-        </w:tc>
-      </w:tr>
-      <w:tr>
-        <w:trPr>
-          <w:trHeight w:val="340"/>
-          <w:jc w:val="center"/>
-        </w:trPr>
-        <w:tc>
-          <w:tcPr>
-            <w:tcW w:w="829" w:type="pct"/>
-            <w:tcBorders>
-              <w:top w:val="single" w:sz="4" w:space="0" w:color="00000A"/>
-              <w:left w:val="single" w:sz="4" w:space="0" w:color="00000A"/>
-              <w:bottom w:val="single" w:sz="4" w:space="0" w:color="00000A"/>
-              <w:right w:val="single" w:sz="4" w:space="0" w:color="00000A"/>
-            </w:tcBorders>
-            <w:shd w:val="clear" w:color="auto" w:fill="F2F2F2" w:themeFill="background1" w:themeFillShade="F2"/>
-            <w:vAlign w:val="center"/>
-          </w:tcPr>
-          <w:p>
-            <w:pPr>
-              <w:spacing w:before="60" w:after="60" w:line="240" w:lineRule="auto"/>
-              <w:rPr>
-                <w:rFonts w:cs="Arial"/>
                 <w:sz w:val="20"/>
                 <w:szCs w:val="20"/>
               </w:rPr>
@@ -3695,69 +3609,16 @@
             <w:r>
               <w:rPr>
                 <w:rFonts w:cs="Arial"/>
-                <w:sz w:val="20"/>
-                <w:szCs w:val="20"/>
-              </w:rPr>
-              <w:t>Datum</w:t>
-            </w:r>
-          </w:p>
-        </w:tc>
-        <w:tc>
-          <w:tcPr>
-            <w:tcW w:w="4171" w:type="pct"/>
-            <w:tcBorders>
-              <w:top w:val="single" w:sz="4" w:space="0" w:color="00000A"/>
-              <w:left w:val="single" w:sz="4" w:space="0" w:color="00000A"/>
-              <w:bottom w:val="single" w:sz="4" w:space="0" w:color="00000A"/>
-              <w:right w:val="single" w:sz="4" w:space="0" w:color="00000A"/>
-            </w:tcBorders>
-            <w:shd w:val="clear" w:color="auto" w:fill="F2F2F2" w:themeFill="background1" w:themeFillShade="F2"/>
-            <w:vAlign w:val="center"/>
-          </w:tcPr>
-          <w:p>
-            <w:pPr>
-              <w:spacing w:before="60" w:after="60" w:line="240" w:lineRule="auto"/>
-              <w:rPr>
-                <w:rFonts w:cs="Arial"/>
-                <w:sz w:val="20"/>
-                <w:szCs w:val="20"/>
-              </w:rPr>
-            </w:pPr>
-            <w:r>
-              <w:rPr>
-                <w:rFonts w:cs="Arial"/>
-                <w:sz w:val="20"/>
-                <w:szCs w:val="20"/>
-              </w:rPr>
-              <w:t>D</w:t>
+                <w:b/>
+                <w:sz w:val="20"/>
+                <w:szCs w:val="20"/>
+              </w:rPr>
+              <w:t>Mobile Entwicklung und Marketing</w:t>
             </w:r>
             <w:r>
               <w:rPr>
                 <w:rFonts w:cs="Arial"/>
-                <w:sz w:val="20"/>
-                <w:szCs w:val="20"/>
-              </w:rPr>
-              <w:t>o</w:t>
-            </w:r>
-            <w:r>
-              <w:rPr>
-                <w:rFonts w:cs="Arial"/>
-                <w:sz w:val="20"/>
-                <w:szCs w:val="20"/>
-              </w:rPr>
-              <w:t xml:space="preserve"> 2</w:t>
-            </w:r>
-            <w:r>
-              <w:rPr>
-                <w:rFonts w:cs="Arial"/>
-                <w:sz w:val="20"/>
-                <w:szCs w:val="20"/>
-              </w:rPr>
-              <w:t>0</w:t>
-            </w:r>
-            <w:r>
-              <w:rPr>
-                <w:rFonts w:cs="Arial"/>
+                <w:b/>
                 <w:sz w:val="20"/>
                 <w:szCs w:val="20"/>
               </w:rPr>
@@ -3766,26 +3627,29 @@
             <w:r>
               <w:rPr>
                 <w:rFonts w:cs="Arial"/>
-                <w:sz w:val="20"/>
-                <w:szCs w:val="20"/>
-              </w:rPr>
-              <w:t>3</w:t>
+                <w:b/>
+                <w:sz w:val="20"/>
+                <w:szCs w:val="20"/>
+              </w:rPr>
+              <w:t xml:space="preserve"> </w:t>
             </w:r>
             <w:r>
               <w:rPr>
                 <w:rFonts w:cs="Arial"/>
-                <w:sz w:val="20"/>
-                <w:szCs w:val="20"/>
-              </w:rPr>
-              <w:t>.202</w:t>
+                <w:b/>
+                <w:sz w:val="20"/>
+                <w:szCs w:val="20"/>
+              </w:rPr>
+              <w:t>E</w:t>
             </w:r>
             <w:r>
               <w:rPr>
                 <w:rFonts w:cs="Arial"/>
-                <w:sz w:val="20"/>
-                <w:szCs w:val="20"/>
-              </w:rPr>
-              <w:t>5</w:t>
+                <w:b/>
+                <w:sz w:val="20"/>
+                <w:szCs w:val="20"/>
+              </w:rPr>
+              <w:t>in Rundgang</w:t>
             </w:r>
           </w:p>
         </w:tc>
@@ -3822,7 +3686,7 @@
                 <w:sz w:val="20"/>
                 <w:szCs w:val="20"/>
               </w:rPr>
-              <w:t>Zeit</w:t>
+              <w:t>Datum</w:t>
             </w:r>
           </w:p>
         </w:tc>
@@ -3853,7 +3717,15 @@
                 <w:sz w:val="20"/>
                 <w:szCs w:val="20"/>
               </w:rPr>
-              <w:t>17:30 – 20:45</w:t>
+              <w:t xml:space="preserve">Do </w:t>
+            </w:r>
+            <w:r>
+              <w:rPr>
+                <w:rFonts w:cs="Arial"/>
+                <w:sz w:val="20"/>
+                <w:szCs w:val="20"/>
+              </w:rPr>
+              <w:t>16.4.2026</w:t>
             </w:r>
           </w:p>
         </w:tc>
@@ -3890,6 +3762,74 @@
                 <w:sz w:val="20"/>
                 <w:szCs w:val="20"/>
               </w:rPr>
+              <w:t>Zeit</w:t>
+            </w:r>
+          </w:p>
+        </w:tc>
+        <w:tc>
+          <w:tcPr>
+            <w:tcW w:w="4171" w:type="pct"/>
+            <w:tcBorders>
+              <w:top w:val="single" w:sz="4" w:space="0" w:color="00000A"/>
+              <w:left w:val="single" w:sz="4" w:space="0" w:color="00000A"/>
+              <w:bottom w:val="single" w:sz="4" w:space="0" w:color="00000A"/>
+              <w:right w:val="single" w:sz="4" w:space="0" w:color="00000A"/>
+            </w:tcBorders>
+            <w:shd w:val="clear" w:color="auto" w:fill="F2F2F2" w:themeFill="background1" w:themeFillShade="F2"/>
+            <w:vAlign w:val="center"/>
+          </w:tcPr>
+          <w:p>
+            <w:pPr>
+              <w:spacing w:before="60" w:after="60" w:line="240" w:lineRule="auto"/>
+              <w:rPr>
+                <w:rFonts w:cs="Arial"/>
+                <w:sz w:val="20"/>
+                <w:szCs w:val="20"/>
+              </w:rPr>
+            </w:pPr>
+            <w:r>
+              <w:rPr>
+                <w:rFonts w:cs="Arial"/>
+                <w:sz w:val="20"/>
+                <w:szCs w:val="20"/>
+              </w:rPr>
+              <w:t>09:00 – 12:15</w:t>
+            </w:r>
+          </w:p>
+        </w:tc>
+      </w:tr>
+      <w:tr>
+        <w:trPr>
+          <w:trHeight w:val="340"/>
+          <w:jc w:val="center"/>
+        </w:trPr>
+        <w:tc>
+          <w:tcPr>
+            <w:tcW w:w="829" w:type="pct"/>
+            <w:tcBorders>
+              <w:top w:val="single" w:sz="4" w:space="0" w:color="00000A"/>
+              <w:left w:val="single" w:sz="4" w:space="0" w:color="00000A"/>
+              <w:bottom w:val="single" w:sz="4" w:space="0" w:color="00000A"/>
+              <w:right w:val="single" w:sz="4" w:space="0" w:color="00000A"/>
+            </w:tcBorders>
+            <w:shd w:val="clear" w:color="auto" w:fill="F2F2F2" w:themeFill="background1" w:themeFillShade="F2"/>
+            <w:vAlign w:val="center"/>
+          </w:tcPr>
+          <w:p>
+            <w:pPr>
+              <w:spacing w:before="60" w:after="60" w:line="240" w:lineRule="auto"/>
+              <w:rPr>
+                <w:rFonts w:cs="Arial"/>
+                <w:sz w:val="20"/>
+                <w:szCs w:val="20"/>
+              </w:rPr>
+            </w:pPr>
+            <w:r>
+              <w:rPr>
+                <w:rFonts w:cs="Arial"/>
+                <w:sz w:val="20"/>
+                <w:szCs w:val="20"/>
+              </w:rPr>
               <w:t>Dozent</w:t>
             </w:r>
           </w:p>
@@ -3922,7 +3862,7 @@
                 <w:sz w:val="20"/>
                 <w:szCs w:val="20"/>
               </w:rPr>
-              <w:t>Walter Rothlin</w:t>
+              <w:t>Frank-Stefan Heinz</w:t>
             </w:r>
           </w:p>
         </w:tc>
@@ -3946,6 +3886,37 @@
           <w:u w:val="single"/>
         </w:rPr>
         <w:t>Vorbereitung</w:t>
+      </w:r>
+    </w:p>
+    <w:p>
+      <w:pPr>
+        <w:spacing w:before="60" w:after="60" w:line="240" w:lineRule="auto"/>
+        <w:rPr>
+          <w:bCs/>
+          <w:sz w:val="20"/>
+          <w:szCs w:val="20"/>
+          <w:u w:val="single"/>
+        </w:rPr>
+      </w:pPr>
+    </w:p>
+    <w:p>
+      <w:pPr>
+        <w:spacing w:before="60" w:after="60" w:line="240" w:lineRule="auto"/>
+        <w:rPr>
+          <w:bCs/>
+          <w:sz w:val="20"/>
+          <w:szCs w:val="20"/>
+          <w:u w:val="single"/>
+        </w:rPr>
+      </w:pPr>
+      <w:r>
+        <w:rPr>
+          <w:bCs/>
+          <w:sz w:val="20"/>
+          <w:szCs w:val="20"/>
+          <w:u w:val="single"/>
+        </w:rPr>
+        <w:t>Inhalte</w:t>
       </w:r>
     </w:p>
     <w:p>
@@ -3958,21 +3929,57 @@
         <w:spacing w:before="60" w:after="60" w:line="240" w:lineRule="auto"/>
         <w:ind w:left="426"/>
         <w:rPr>
-          <w:sz w:val="20"/>
-          <w:szCs w:val="20"/>
-        </w:rPr>
-      </w:pPr>
-      <w:r>
-        <w:rPr>
-          <w:sz w:val="20"/>
-          <w:szCs w:val="20"/>
-        </w:rPr>
-        <w:t>Hash-Funktionen (Verlustbehaftete Kompression)</w:t>
+          <w:color w:val="auto"/>
+          <w:sz w:val="20"/>
+          <w:szCs w:val="20"/>
+        </w:rPr>
+      </w:pPr>
+      <w:r>
+        <w:rPr>
+          <w:rFonts w:cs="Arial"/>
+          <w:sz w:val="20"/>
+          <w:szCs w:val="20"/>
+        </w:rPr>
+        <w:t>Mobile Entwicklung und Marketing</w:t>
+      </w:r>
+      <w:r>
+        <w:rPr>
+          <w:rFonts w:cs="Arial"/>
+          <w:sz w:val="20"/>
+          <w:szCs w:val="20"/>
+        </w:rPr>
+        <w:t>.</w:t>
+      </w:r>
+      <w:r>
+        <w:rPr>
+          <w:rFonts w:cs="Arial"/>
+          <w:sz w:val="20"/>
+          <w:szCs w:val="20"/>
+        </w:rPr>
+        <w:t xml:space="preserve"> </w:t>
+      </w:r>
+      <w:r>
+        <w:rPr>
+          <w:rFonts w:cs="Arial"/>
+          <w:sz w:val="20"/>
+          <w:szCs w:val="20"/>
+        </w:rPr>
+        <w:t>E</w:t>
+      </w:r>
+      <w:r>
+        <w:rPr>
+          <w:rFonts w:cs="Arial"/>
+          <w:sz w:val="20"/>
+          <w:szCs w:val="20"/>
+        </w:rPr>
+        <w:t>in Rundgang</w:t>
       </w:r>
     </w:p>
     <w:p>
       <w:pPr>
+        <w:pStyle w:val="Listenabsatz"/>
         <w:spacing w:before="60" w:after="60" w:line="240" w:lineRule="auto"/>
+        <w:ind w:left="426"/>
         <w:rPr>
           <w:sz w:val="20"/>
           <w:szCs w:val="20"/>
@@ -3981,275 +3988,70 @@
     </w:p>
     <w:p>
       <w:pPr>
+        <w:pStyle w:val="Listenabsatz"/>
         <w:spacing w:before="60" w:after="60" w:line="240" w:lineRule="auto"/>
-        <w:rPr>
-          <w:bCs/>
-          <w:sz w:val="20"/>
-          <w:szCs w:val="20"/>
-          <w:u w:val="single"/>
-        </w:rPr>
-      </w:pPr>
-      <w:r>
-        <w:rPr>
-          <w:bCs/>
-          <w:sz w:val="20"/>
-          <w:szCs w:val="20"/>
-          <w:u w:val="single"/>
-        </w:rPr>
-        <w:t>Inhalte</w:t>
-      </w:r>
+        <w:ind w:left="426"/>
+        <w:rPr>
+          <w:sz w:val="20"/>
+          <w:szCs w:val="20"/>
+        </w:rPr>
+      </w:pPr>
     </w:p>
     <w:p>
       <w:pPr>
-        <w:pStyle w:val="Listenabsatz"/>
-        <w:numPr>
-          <w:ilvl w:val="0"/>
-          <w:numId w:val="2"/>
-        </w:numPr>
         <w:spacing w:before="60" w:after="60" w:line="240" w:lineRule="auto"/>
-        <w:ind w:left="426"/>
-        <w:rPr>
-          <w:sz w:val="20"/>
-          <w:szCs w:val="20"/>
-        </w:rPr>
-      </w:pPr>
-      <w:r>
-        <w:rPr>
-          <w:sz w:val="20"/>
-          <w:szCs w:val="20"/>
-        </w:rPr>
-        <w:t>Codieren / Verschleiern / Tarnen / Verschlüsseln</w:t>
+        <w:rPr>
+          <w:bCs/>
+          <w:sz w:val="20"/>
+          <w:szCs w:val="20"/>
+          <w:u w:val="single"/>
+        </w:rPr>
+      </w:pPr>
+      <w:r>
+        <w:rPr>
+          <w:bCs/>
+          <w:sz w:val="20"/>
+          <w:szCs w:val="20"/>
+          <w:u w:val="single"/>
+        </w:rPr>
+        <w:t>Nachbearbeitung</w:t>
       </w:r>
     </w:p>
     <w:p>
       <w:pPr>
-        <w:pStyle w:val="Listenabsatz"/>
-        <w:numPr>
-          <w:ilvl w:val="0"/>
-          <w:numId w:val="2"/>
-        </w:numPr>
         <w:spacing w:before="60" w:after="60" w:line="240" w:lineRule="auto"/>
-        <w:ind w:left="426"/>
-        <w:rPr>
-          <w:sz w:val="20"/>
-          <w:szCs w:val="20"/>
-        </w:rPr>
-      </w:pPr>
-      <w:r>
-        <w:rPr>
-          <w:sz w:val="20"/>
-          <w:szCs w:val="20"/>
-        </w:rPr>
-        <w:t xml:space="preserve">Symmetrische Verschlüsselung (Word Dokument Passwort schützen, </w:t>
-      </w:r>
-      <w:proofErr w:type="spellStart"/>
-      <w:r>
-        <w:rPr>
-          <w:sz w:val="20"/>
-          <w:szCs w:val="20"/>
-        </w:rPr>
-        <w:t>Shifter</w:t>
-      </w:r>
-      <w:proofErr w:type="spellEnd"/>
-      <w:r>
-        <w:rPr>
-          <w:sz w:val="20"/>
-          <w:szCs w:val="20"/>
-        </w:rPr>
-        <w:t>)</w:t>
-      </w:r>
+        <w:rPr>
+          <w:color w:val="auto"/>
+          <w:sz w:val="20"/>
+          <w:szCs w:val="20"/>
+        </w:rPr>
+      </w:pPr>
     </w:p>
     <w:p>
       <w:pPr>
-        <w:pStyle w:val="Listenabsatz"/>
-        <w:numPr>
-          <w:ilvl w:val="0"/>
-          <w:numId w:val="2"/>
-        </w:numPr>
-        <w:spacing w:before="60" w:after="60" w:line="240" w:lineRule="auto"/>
-        <w:ind w:left="426"/>
-        <w:rPr>
-          <w:sz w:val="20"/>
-          <w:szCs w:val="20"/>
-        </w:rPr>
-      </w:pPr>
-      <w:r>
-        <w:rPr>
-          <w:sz w:val="20"/>
-          <w:szCs w:val="20"/>
-        </w:rPr>
-        <w:t>Asymmetrische Verschlüsselung (Private / Public-Key)</w:t>
+        <w:suppressAutoHyphens w:val="0"/>
+        <w:spacing w:line="240" w:lineRule="auto"/>
+        <w:rPr>
+          <w:color w:val="auto"/>
+          <w:sz w:val="20"/>
+          <w:szCs w:val="20"/>
+        </w:rPr>
+      </w:pPr>
+      <w:r>
+        <w:rPr>
+          <w:color w:val="auto"/>
+          <w:sz w:val="20"/>
+          <w:szCs w:val="20"/>
+        </w:rPr>
+        <w:br w:type="page"/>
       </w:r>
     </w:p>
     <w:p>
       <w:pPr>
-        <w:pStyle w:val="Listenabsatz"/>
-        <w:numPr>
-          <w:ilvl w:val="0"/>
-          <w:numId w:val="2"/>
-        </w:numPr>
-        <w:spacing w:before="60" w:after="60" w:line="240" w:lineRule="auto"/>
-        <w:ind w:left="426"/>
-        <w:rPr>
-          <w:sz w:val="20"/>
-          <w:szCs w:val="20"/>
-        </w:rPr>
-      </w:pPr>
-      <w:r>
-        <w:rPr>
-          <w:sz w:val="20"/>
-          <w:szCs w:val="20"/>
-        </w:rPr>
-        <w:t>Authentifizierung (Signieren und Unterschrift prüfen)</w:t>
-      </w:r>
-    </w:p>
-    <w:p>
-      <w:pPr>
-        <w:pStyle w:val="Listenabsatz"/>
-        <w:numPr>
-          <w:ilvl w:val="0"/>
-          <w:numId w:val="2"/>
-        </w:numPr>
-        <w:spacing w:before="60" w:after="60" w:line="240" w:lineRule="auto"/>
-        <w:ind w:left="426"/>
-        <w:rPr>
-          <w:sz w:val="20"/>
-          <w:szCs w:val="20"/>
-        </w:rPr>
-      </w:pPr>
-      <w:r>
-        <w:rPr>
-          <w:sz w:val="20"/>
-          <w:szCs w:val="20"/>
-        </w:rPr>
-        <w:t>Zertifikate</w:t>
-      </w:r>
-    </w:p>
-    <w:p>
-      <w:pPr>
-        <w:pStyle w:val="Listenabsatz"/>
-        <w:numPr>
-          <w:ilvl w:val="0"/>
-          <w:numId w:val="2"/>
-        </w:numPr>
-        <w:spacing w:before="60" w:after="60" w:line="240" w:lineRule="auto"/>
-        <w:ind w:left="426"/>
-        <w:rPr>
-          <w:sz w:val="20"/>
-          <w:szCs w:val="20"/>
-        </w:rPr>
-      </w:pPr>
-      <w:r>
-        <w:rPr>
-          <w:sz w:val="20"/>
-          <w:szCs w:val="20"/>
-        </w:rPr>
-        <w:t>SSL / HTTPS / SFTP</w:t>
-      </w:r>
-    </w:p>
-    <w:p>
-      <w:pPr>
-        <w:spacing w:before="60" w:after="60" w:line="240" w:lineRule="auto"/>
-        <w:rPr>
-          <w:bCs/>
-          <w:sz w:val="20"/>
-          <w:szCs w:val="20"/>
-          <w:u w:val="single"/>
-        </w:rPr>
-      </w:pPr>
-    </w:p>
-    <w:p>
-      <w:pPr>
-        <w:spacing w:before="60" w:after="60" w:line="240" w:lineRule="auto"/>
-        <w:rPr>
-          <w:bCs/>
-          <w:sz w:val="20"/>
-          <w:szCs w:val="20"/>
-          <w:u w:val="single"/>
-        </w:rPr>
-      </w:pPr>
-      <w:r>
-        <w:rPr>
-          <w:bCs/>
-          <w:sz w:val="20"/>
-          <w:szCs w:val="20"/>
-          <w:u w:val="single"/>
-        </w:rPr>
-        <w:t>Nachbearbeitung</w:t>
-      </w:r>
-    </w:p>
-    <w:p>
-      <w:pPr>
-        <w:pStyle w:val="Listenabsatz"/>
-        <w:numPr>
-          <w:ilvl w:val="0"/>
-          <w:numId w:val="12"/>
-        </w:numPr>
-        <w:spacing w:before="60" w:after="60" w:line="240" w:lineRule="auto"/>
-        <w:rPr>
-          <w:color w:val="auto"/>
-          <w:sz w:val="20"/>
-          <w:szCs w:val="20"/>
-        </w:rPr>
-      </w:pPr>
-      <w:proofErr w:type="spellStart"/>
-      <w:r>
-        <w:rPr>
-          <w:color w:val="auto"/>
-          <w:sz w:val="20"/>
-          <w:szCs w:val="20"/>
-        </w:rPr>
-        <w:t>Shifter</w:t>
-      </w:r>
-      <w:proofErr w:type="spellEnd"/>
-      <w:r>
-        <w:rPr>
-          <w:color w:val="auto"/>
-          <w:sz w:val="20"/>
-          <w:szCs w:val="20"/>
-        </w:rPr>
-        <w:t xml:space="preserve"> </w:t>
-      </w:r>
-      <w:r>
-        <w:rPr>
-          <w:color w:val="auto"/>
-          <w:sz w:val="20"/>
-          <w:szCs w:val="20"/>
-        </w:rPr>
-        <w:t xml:space="preserve">(Mit Hintertüre) </w:t>
-      </w:r>
-      <w:r>
-        <w:rPr>
-          <w:color w:val="auto"/>
-          <w:sz w:val="20"/>
-          <w:szCs w:val="20"/>
-        </w:rPr>
-        <w:t>in Python realisieren</w:t>
-      </w:r>
-    </w:p>
-    <w:p>
-      <w:pPr>
         <w:suppressAutoHyphens w:val="0"/>
         <w:spacing w:line="240" w:lineRule="auto"/>
         <w:rPr>
           <w:color w:val="auto"/>
-          <w:sz w:val="20"/>
-          <w:szCs w:val="20"/>
-        </w:rPr>
-      </w:pPr>
-      <w:r>
-        <w:rPr>
-          <w:color w:val="auto"/>
-          <w:sz w:val="20"/>
-          <w:szCs w:val="20"/>
-        </w:rPr>
-        <w:br w:type="page"/>
-      </w:r>
-    </w:p>
-    <w:p>
-      <w:pPr>
-        <w:spacing w:before="60" w:after="60" w:line="240" w:lineRule="auto"/>
-        <w:rPr>
           <w:sz w:val="20"/>
           <w:szCs w:val="20"/>
         </w:rPr>
@@ -4304,38 +4106,32 @@
             <w:proofErr w:type="spellStart"/>
             <w:r>
               <w:rPr>
-                <w:rFonts w:cs="Arial"/>
                 <w:b/>
-                <w:color w:val="3E3E3E"/>
                 <w:sz w:val="20"/>
                 <w:szCs w:val="20"/>
                 <w:lang w:val="en-US"/>
               </w:rPr>
-              <w:t>Eigener</w:t>
+              <w:t>Verschlüsselung</w:t>
             </w:r>
             <w:proofErr w:type="spellEnd"/>
             <w:r>
               <w:rPr>
-                <w:rFonts w:cs="Arial"/>
                 <w:b/>
-                <w:color w:val="3E3E3E"/>
                 <w:sz w:val="20"/>
                 <w:szCs w:val="20"/>
                 <w:lang w:val="en-US"/>
               </w:rPr>
-              <w:t xml:space="preserve"> Web-Service in Python </w:t>
+              <w:t xml:space="preserve"> / </w:t>
             </w:r>
             <w:proofErr w:type="spellStart"/>
             <w:r>
               <w:rPr>
-                <w:rFonts w:cs="Arial"/>
                 <w:b/>
-                <w:color w:val="3E3E3E"/>
                 <w:sz w:val="20"/>
                 <w:szCs w:val="20"/>
                 <w:lang w:val="en-US"/>
               </w:rPr>
-              <w:t>implementieren</w:t>
+              <w:t>Authentification</w:t>
             </w:r>
             <w:proofErr w:type="spellEnd"/>
           </w:p>
@@ -4412,7 +4208,7 @@
                 <w:sz w:val="20"/>
                 <w:szCs w:val="20"/>
               </w:rPr>
-              <w:t>o</w:t>
+              <w:t>i</w:t>
             </w:r>
             <w:r>
               <w:rPr>
@@ -4428,7 +4224,7 @@
                 <w:sz w:val="20"/>
                 <w:szCs w:val="20"/>
               </w:rPr>
-              <w:t>1</w:t>
+              <w:t>28.4</w:t>
             </w:r>
             <w:r>
               <w:rPr>
@@ -4436,7 +4232,7 @@
                 <w:sz w:val="20"/>
                 <w:szCs w:val="20"/>
               </w:rPr>
-              <w:t>0.4.202</w:t>
+              <w:t>.202</w:t>
             </w:r>
             <w:r>
               <w:rPr>
@@ -4444,7 +4240,7 @@
                 <w:sz w:val="20"/>
                 <w:szCs w:val="20"/>
               </w:rPr>
-              <w:t>5</w:t>
+              <w:t>6</w:t>
             </w:r>
           </w:p>
         </w:tc>
@@ -4626,7 +4422,36 @@
           <w:sz w:val="20"/>
           <w:szCs w:val="20"/>
         </w:rPr>
-        <w:t>Unterschied FLASK / DJANGO</w:t>
+        <w:t>Hash-Funktionen (Verlustbehaftete Kompression)</w:t>
+      </w:r>
+    </w:p>
+    <w:p>
+      <w:pPr>
+        <w:spacing w:before="60" w:after="60" w:line="240" w:lineRule="auto"/>
+        <w:rPr>
+          <w:sz w:val="20"/>
+          <w:szCs w:val="20"/>
+        </w:rPr>
+      </w:pPr>
+    </w:p>
+    <w:p>
+      <w:pPr>
+        <w:spacing w:before="60" w:after="60" w:line="240" w:lineRule="auto"/>
+        <w:rPr>
+          <w:bCs/>
+          <w:sz w:val="20"/>
+          <w:szCs w:val="20"/>
+          <w:u w:val="single"/>
+        </w:rPr>
+      </w:pPr>
+      <w:r>
+        <w:rPr>
+          <w:bCs/>
+          <w:sz w:val="20"/>
+          <w:szCs w:val="20"/>
+          <w:u w:val="single"/>
+        </w:rPr>
+        <w:t>Inhalte</w:t>
       </w:r>
     </w:p>
     <w:p>
@@ -4648,40 +4473,7 @@
           <w:sz w:val="20"/>
           <w:szCs w:val="20"/>
         </w:rPr>
-        <w:t>Unterschied Common Gateway Interface (CGI) / Web Server Gateway Interface (WSGI)</w:t>
-      </w:r>
-    </w:p>
-    <w:p>
-      <w:pPr>
-        <w:spacing w:before="60" w:after="60" w:line="240" w:lineRule="auto"/>
-        <w:rPr>
-          <w:sz w:val="20"/>
-          <w:szCs w:val="20"/>
-        </w:rPr>
-      </w:pPr>
-    </w:p>
-    <w:p>
-      <w:pPr>
-        <w:spacing w:before="60" w:after="60" w:line="240" w:lineRule="auto"/>
-        <w:rPr>
-          <w:sz w:val="20"/>
-          <w:szCs w:val="20"/>
-        </w:rPr>
-      </w:pPr>
-      <w:r>
-        <w:rPr>
-          <w:sz w:val="20"/>
-          <w:szCs w:val="20"/>
-          <w:u w:val="single"/>
-        </w:rPr>
-        <w:t>Inhalt</w:t>
-      </w:r>
-      <w:r>
-        <w:rPr>
-          <w:sz w:val="20"/>
-          <w:szCs w:val="20"/>
-        </w:rPr>
-        <w:t>:</w:t>
+        <w:t>Codieren / Verschleiern / Tarnen / Verschlüsseln</w:t>
       </w:r>
     </w:p>
     <w:p>
@@ -4689,55 +4481,21 @@
         <w:pStyle w:val="Listenabsatz"/>
         <w:numPr>
           <w:ilvl w:val="0"/>
-          <w:numId w:val="9"/>
+          <w:numId w:val="2"/>
         </w:numPr>
         <w:spacing w:before="60" w:after="60" w:line="240" w:lineRule="auto"/>
-        <w:rPr>
-          <w:sz w:val="20"/>
-          <w:szCs w:val="20"/>
-        </w:rPr>
-      </w:pPr>
-      <w:r>
-        <w:rPr>
-          <w:sz w:val="20"/>
-          <w:szCs w:val="20"/>
-        </w:rPr>
-        <w:t>FLASK</w:t>
-      </w:r>
-    </w:p>
-    <w:p>
-      <w:pPr>
-        <w:pStyle w:val="Listenabsatz"/>
-        <w:spacing w:before="60" w:after="60" w:line="240" w:lineRule="auto"/>
-        <w:ind w:left="360"/>
-        <w:rPr>
-          <w:sz w:val="20"/>
-          <w:szCs w:val="20"/>
-        </w:rPr>
-      </w:pPr>
-    </w:p>
-    <w:p>
-      <w:pPr>
-        <w:spacing w:before="60" w:after="60" w:line="240" w:lineRule="auto"/>
-        <w:rPr>
-          <w:sz w:val="20"/>
-          <w:szCs w:val="20"/>
-        </w:rPr>
-      </w:pPr>
-      <w:r>
-        <w:rPr>
-          <w:sz w:val="20"/>
-          <w:szCs w:val="20"/>
-          <w:u w:val="single"/>
-        </w:rPr>
-        <w:t>Nachbearbeitung</w:t>
-      </w:r>
-      <w:r>
-        <w:rPr>
-          <w:sz w:val="20"/>
-          <w:szCs w:val="20"/>
-        </w:rPr>
-        <w:t>:</w:t>
+        <w:ind w:left="426"/>
+        <w:rPr>
+          <w:sz w:val="20"/>
+          <w:szCs w:val="20"/>
+        </w:rPr>
+      </w:pPr>
+      <w:r>
+        <w:rPr>
+          <w:sz w:val="20"/>
+          <w:szCs w:val="20"/>
+        </w:rPr>
+        <w:t>Symmetrische Verschlüsselung (Word Dokument Passwort schützen, Shifter)</w:t>
       </w:r>
     </w:p>
     <w:p>
@@ -4745,20 +4503,176 @@
         <w:pStyle w:val="Listenabsatz"/>
         <w:numPr>
           <w:ilvl w:val="0"/>
-          <w:numId w:val="10"/>
+          <w:numId w:val="2"/>
         </w:numPr>
         <w:spacing w:before="60" w:after="60" w:line="240" w:lineRule="auto"/>
-        <w:rPr>
-          <w:sz w:val="20"/>
-          <w:szCs w:val="20"/>
-        </w:rPr>
-      </w:pPr>
-      <w:r>
-        <w:rPr>
-          <w:sz w:val="20"/>
-          <w:szCs w:val="20"/>
-        </w:rPr>
-        <w:t xml:space="preserve">Eigener REST-Service in FLASK implementieren </w:t>
+        <w:ind w:left="426"/>
+        <w:rPr>
+          <w:sz w:val="20"/>
+          <w:szCs w:val="20"/>
+        </w:rPr>
+      </w:pPr>
+      <w:r>
+        <w:rPr>
+          <w:sz w:val="20"/>
+          <w:szCs w:val="20"/>
+        </w:rPr>
+        <w:t>Asymmetrische Verschlüsselung (Private / Public-Key)</w:t>
+      </w:r>
+    </w:p>
+    <w:p>
+      <w:pPr>
+        <w:pStyle w:val="Listenabsatz"/>
+        <w:numPr>
+          <w:ilvl w:val="0"/>
+          <w:numId w:val="2"/>
+        </w:numPr>
+        <w:spacing w:before="60" w:after="60" w:line="240" w:lineRule="auto"/>
+        <w:ind w:left="426"/>
+        <w:rPr>
+          <w:sz w:val="20"/>
+          <w:szCs w:val="20"/>
+        </w:rPr>
+      </w:pPr>
+      <w:r>
+        <w:rPr>
+          <w:sz w:val="20"/>
+          <w:szCs w:val="20"/>
+        </w:rPr>
+        <w:t>Authentifizierung (Signieren und Unterschrift prüfen)</w:t>
+      </w:r>
+    </w:p>
+    <w:p>
+      <w:pPr>
+        <w:pStyle w:val="Listenabsatz"/>
+        <w:numPr>
+          <w:ilvl w:val="0"/>
+          <w:numId w:val="2"/>
+        </w:numPr>
+        <w:spacing w:before="60" w:after="60" w:line="240" w:lineRule="auto"/>
+        <w:ind w:left="426"/>
+        <w:rPr>
+          <w:sz w:val="20"/>
+          <w:szCs w:val="20"/>
+        </w:rPr>
+      </w:pPr>
+      <w:r>
+        <w:rPr>
+          <w:sz w:val="20"/>
+          <w:szCs w:val="20"/>
+        </w:rPr>
+        <w:t>Zertifikate</w:t>
+      </w:r>
+    </w:p>
+    <w:p>
+      <w:pPr>
+        <w:pStyle w:val="Listenabsatz"/>
+        <w:numPr>
+          <w:ilvl w:val="0"/>
+          <w:numId w:val="2"/>
+        </w:numPr>
+        <w:spacing w:before="60" w:after="60" w:line="240" w:lineRule="auto"/>
+        <w:ind w:left="426"/>
+        <w:rPr>
+          <w:sz w:val="20"/>
+          <w:szCs w:val="20"/>
+        </w:rPr>
+      </w:pPr>
+      <w:r>
+        <w:rPr>
+          <w:sz w:val="20"/>
+          <w:szCs w:val="20"/>
+        </w:rPr>
+        <w:t>SSL / HTTPS / SFTP</w:t>
+      </w:r>
+    </w:p>
+    <w:p>
+      <w:pPr>
+        <w:spacing w:before="60" w:after="60" w:line="240" w:lineRule="auto"/>
+        <w:rPr>
+          <w:bCs/>
+          <w:sz w:val="20"/>
+          <w:szCs w:val="20"/>
+          <w:u w:val="single"/>
+        </w:rPr>
+      </w:pPr>
+    </w:p>
+    <w:p>
+      <w:pPr>
+        <w:spacing w:before="60" w:after="60" w:line="240" w:lineRule="auto"/>
+        <w:rPr>
+          <w:bCs/>
+          <w:sz w:val="20"/>
+          <w:szCs w:val="20"/>
+          <w:u w:val="single"/>
+        </w:rPr>
+      </w:pPr>
+      <w:r>
+        <w:rPr>
+          <w:bCs/>
+          <w:sz w:val="20"/>
+          <w:szCs w:val="20"/>
+          <w:u w:val="single"/>
+        </w:rPr>
+        <w:t>Nachbearbeitung</w:t>
+      </w:r>
+    </w:p>
+    <w:p>
+      <w:pPr>
+        <w:pStyle w:val="Listenabsatz"/>
+        <w:numPr>
+          <w:ilvl w:val="0"/>
+          <w:numId w:val="12"/>
+        </w:numPr>
+        <w:spacing w:before="60" w:after="60" w:line="240" w:lineRule="auto"/>
+        <w:rPr>
+          <w:color w:val="auto"/>
+          <w:sz w:val="20"/>
+          <w:szCs w:val="20"/>
+        </w:rPr>
+      </w:pPr>
+      <w:r>
+        <w:rPr>
+          <w:color w:val="auto"/>
+          <w:sz w:val="20"/>
+          <w:szCs w:val="20"/>
+        </w:rPr>
+        <w:t xml:space="preserve">Shifter </w:t>
+      </w:r>
+      <w:r>
+        <w:rPr>
+          <w:color w:val="auto"/>
+          <w:sz w:val="20"/>
+          <w:szCs w:val="20"/>
+        </w:rPr>
+        <w:t xml:space="preserve">(Mit Hintertüre) </w:t>
+      </w:r>
+      <w:r>
+        <w:rPr>
+          <w:color w:val="auto"/>
+          <w:sz w:val="20"/>
+          <w:szCs w:val="20"/>
+        </w:rPr>
+        <w:t>in Python realisieren</w:t>
+      </w:r>
+    </w:p>
+    <w:p>
+      <w:pPr>
+        <w:suppressAutoHyphens w:val="0"/>
+        <w:spacing w:line="240" w:lineRule="auto"/>
+        <w:rPr>
+          <w:color w:val="auto"/>
+          <w:sz w:val="20"/>
+          <w:szCs w:val="20"/>
+        </w:rPr>
+      </w:pPr>
+      <w:r>
+        <w:rPr>
+          <w:color w:val="auto"/>
+          <w:sz w:val="20"/>
+          <w:szCs w:val="20"/>
+        </w:rPr>
+        <w:br w:type="page"/>
       </w:r>
     </w:p>
     <w:p>
@@ -4813,8 +4727,10 @@
                 <w:b/>
                 <w:sz w:val="20"/>
                 <w:szCs w:val="20"/>
+                <w:lang w:val="en-US"/>
               </w:rPr>
             </w:pPr>
+            <w:proofErr w:type="spellStart"/>
             <w:r>
               <w:rPr>
                 <w:rFonts w:cs="Arial"/>
@@ -4822,9 +4738,11 @@
                 <w:color w:val="3E3E3E"/>
                 <w:sz w:val="20"/>
                 <w:szCs w:val="20"/>
-              </w:rPr>
-              <w:t>Bestehender Web-Services</w:t>
+                <w:lang w:val="en-US"/>
+              </w:rPr>
+              <w:t>Eigener</w:t>
             </w:r>
+            <w:proofErr w:type="spellEnd"/>
             <w:r>
               <w:rPr>
                 <w:rFonts w:cs="Arial"/>
@@ -4832,9 +4750,11 @@
                 <w:color w:val="3E3E3E"/>
                 <w:sz w:val="20"/>
                 <w:szCs w:val="20"/>
-              </w:rPr>
-              <w:t xml:space="preserve"> </w:t>
+                <w:lang w:val="en-US"/>
+              </w:rPr>
+              <w:t xml:space="preserve"> Web-Service in Python </w:t>
             </w:r>
+            <w:proofErr w:type="spellStart"/>
             <w:r>
               <w:rPr>
                 <w:rFonts w:cs="Arial"/>
@@ -4842,9 +4762,11 @@
                 <w:color w:val="3E3E3E"/>
                 <w:sz w:val="20"/>
                 <w:szCs w:val="20"/>
-              </w:rPr>
-              <w:t>in Python nutzen</w:t>
+                <w:lang w:val="en-US"/>
+              </w:rPr>
+              <w:t>implementieren</w:t>
             </w:r>
+            <w:proofErr w:type="spellEnd"/>
           </w:p>
         </w:tc>
       </w:tr>
@@ -4919,55 +4841,7 @@
                 <w:sz w:val="20"/>
                 <w:szCs w:val="20"/>
               </w:rPr>
-              <w:t>o</w:t>
-            </w:r>
-            <w:r>
-              <w:rPr>
-                <w:rFonts w:cs="Arial"/>
-                <w:sz w:val="20"/>
-                <w:szCs w:val="20"/>
-              </w:rPr>
-              <w:t xml:space="preserve"> </w:t>
-            </w:r>
-            <w:r>
-              <w:rPr>
-                <w:rFonts w:cs="Arial"/>
-                <w:sz w:val="20"/>
-                <w:szCs w:val="20"/>
-              </w:rPr>
-              <w:t>17</w:t>
-            </w:r>
-            <w:r>
-              <w:rPr>
-                <w:rFonts w:cs="Arial"/>
-                <w:sz w:val="20"/>
-                <w:szCs w:val="20"/>
-              </w:rPr>
-              <w:t>.</w:t>
-            </w:r>
-            <w:r>
-              <w:rPr>
-                <w:rFonts w:cs="Arial"/>
-                <w:sz w:val="20"/>
-                <w:szCs w:val="20"/>
-              </w:rPr>
-              <w:t>4</w:t>
-            </w:r>
-            <w:r>
-              <w:rPr>
-                <w:rFonts w:cs="Arial"/>
-                <w:sz w:val="20"/>
-                <w:szCs w:val="20"/>
-              </w:rPr>
-              <w:t>.202</w:t>
-            </w:r>
-            <w:r>
-              <w:rPr>
-                <w:rFonts w:cs="Arial"/>
-                <w:sz w:val="20"/>
-                <w:szCs w:val="20"/>
-              </w:rPr>
-              <w:t>5</w:t>
+              <w:t>i 12.5.2026</w:t>
             </w:r>
           </w:p>
         </w:tc>
@@ -5132,135 +5006,6 @@
     </w:p>
     <w:p>
       <w:pPr>
-        <w:spacing w:before="60" w:after="60" w:line="240" w:lineRule="auto"/>
-        <w:ind w:left="66"/>
-        <w:rPr>
-          <w:sz w:val="20"/>
-          <w:szCs w:val="20"/>
-        </w:rPr>
-      </w:pPr>
-      <w:r>
-        <w:rPr>
-          <w:sz w:val="20"/>
-          <w:szCs w:val="20"/>
-        </w:rPr>
-        <w:t>Web-Applikationen und die darunterliegenden Services (API) anhand eines Beispiels kennen</w:t>
-      </w:r>
-    </w:p>
-    <w:p>
-      <w:pPr>
-        <w:pStyle w:val="Listenabsatz"/>
-        <w:numPr>
-          <w:ilvl w:val="1"/>
-          <w:numId w:val="12"/>
-        </w:numPr>
-        <w:spacing w:before="60" w:after="60" w:line="240" w:lineRule="auto"/>
-        <w:rPr>
-          <w:sz w:val="20"/>
-          <w:szCs w:val="20"/>
-        </w:rPr>
-      </w:pPr>
-      <w:r>
-        <w:rPr>
-          <w:sz w:val="20"/>
-          <w:szCs w:val="20"/>
-        </w:rPr>
-        <w:t xml:space="preserve">Applikation: </w:t>
-      </w:r>
-      <w:hyperlink r:id="rId11" w:history="1">
-        <w:r>
-          <w:rPr>
-            <w:rStyle w:val="Hyperlink"/>
-            <w:sz w:val="20"/>
-            <w:szCs w:val="20"/>
-          </w:rPr>
-          <w:t>https://openweathermap.org/</w:t>
-        </w:r>
-      </w:hyperlink>
-    </w:p>
-    <w:p>
-      <w:pPr>
-        <w:pStyle w:val="Listenabsatz"/>
-        <w:numPr>
-          <w:ilvl w:val="1"/>
-          <w:numId w:val="12"/>
-        </w:numPr>
-        <w:spacing w:before="60" w:after="60" w:line="240" w:lineRule="auto"/>
-        <w:rPr>
-          <w:sz w:val="20"/>
-          <w:szCs w:val="20"/>
-        </w:rPr>
-      </w:pPr>
-      <w:r>
-        <w:rPr>
-          <w:sz w:val="20"/>
-          <w:szCs w:val="20"/>
-          <w:lang w:val="fr-CH"/>
-        </w:rPr>
-        <w:t xml:space="preserve">Service </w:t>
-      </w:r>
-      <w:proofErr w:type="gramStart"/>
-      <w:r>
-        <w:rPr>
-          <w:sz w:val="20"/>
-          <w:szCs w:val="20"/>
-          <w:lang w:val="fr-CH"/>
-        </w:rPr>
-        <w:t>API:</w:t>
-      </w:r>
-      <w:proofErr w:type="gramEnd"/>
-      <w:r>
-        <w:rPr>
-          <w:sz w:val="20"/>
-          <w:szCs w:val="20"/>
-          <w:lang w:val="fr-CH"/>
-        </w:rPr>
-        <w:t xml:space="preserve"> </w:t>
-      </w:r>
-      <w:hyperlink r:id="rId12" w:history="1">
-        <w:r>
-          <w:rPr>
-            <w:rStyle w:val="Hyperlink"/>
-            <w:sz w:val="20"/>
-            <w:szCs w:val="20"/>
-            <w:lang w:val="fr-CH"/>
-          </w:rPr>
-          <w:t>https://openweathermap.org/api</w:t>
-        </w:r>
-      </w:hyperlink>
-    </w:p>
-    <w:p>
-      <w:pPr>
-        <w:spacing w:before="60" w:after="60" w:line="240" w:lineRule="auto"/>
-        <w:rPr>
-          <w:sz w:val="20"/>
-          <w:szCs w:val="20"/>
-          <w:lang w:val="fr-CH"/>
-        </w:rPr>
-      </w:pPr>
-    </w:p>
-    <w:p>
-      <w:pPr>
-        <w:spacing w:before="60" w:after="60" w:line="240" w:lineRule="auto"/>
-        <w:rPr>
-          <w:bCs/>
-          <w:sz w:val="20"/>
-          <w:szCs w:val="20"/>
-          <w:u w:val="single"/>
-        </w:rPr>
-      </w:pPr>
-      <w:r>
-        <w:rPr>
-          <w:bCs/>
-          <w:sz w:val="20"/>
-          <w:szCs w:val="20"/>
-          <w:u w:val="single"/>
-        </w:rPr>
-        <w:t>Inhalte</w:t>
-      </w:r>
-    </w:p>
-    <w:p>
-      <w:pPr>
         <w:pStyle w:val="Listenabsatz"/>
         <w:numPr>
           <w:ilvl w:val="0"/>
@@ -5278,7 +5023,7 @@
           <w:sz w:val="20"/>
           <w:szCs w:val="20"/>
         </w:rPr>
-        <w:t>Web-Service WS (SOAP) in Java: Konzept verstehen und von Python aus nutzen</w:t>
+        <w:t>Unterschied FLASK / DJANGO</w:t>
       </w:r>
     </w:p>
     <w:p>
@@ -5300,64 +5045,40 @@
           <w:sz w:val="20"/>
           <w:szCs w:val="20"/>
         </w:rPr>
-        <w:t xml:space="preserve">API eines </w:t>
-      </w:r>
-      <w:proofErr w:type="spellStart"/>
-      <w:r>
-        <w:rPr>
-          <w:sz w:val="20"/>
-          <w:szCs w:val="20"/>
-        </w:rPr>
-        <w:t>public</w:t>
-      </w:r>
-      <w:proofErr w:type="spellEnd"/>
-      <w:r>
-        <w:rPr>
-          <w:sz w:val="20"/>
-          <w:szCs w:val="20"/>
-        </w:rPr>
-        <w:t xml:space="preserve"> REST-Service (Google, Open-</w:t>
-      </w:r>
-      <w:proofErr w:type="spellStart"/>
-      <w:r>
-        <w:rPr>
-          <w:sz w:val="20"/>
-          <w:szCs w:val="20"/>
-        </w:rPr>
-        <w:t>Weather</w:t>
-      </w:r>
-      <w:proofErr w:type="spellEnd"/>
-      <w:r>
-        <w:rPr>
-          <w:sz w:val="20"/>
-          <w:szCs w:val="20"/>
-        </w:rPr>
-        <w:t xml:space="preserve">, </w:t>
-      </w:r>
-      <w:proofErr w:type="spellStart"/>
-      <w:proofErr w:type="gramStart"/>
-      <w:r>
-        <w:rPr>
-          <w:sz w:val="20"/>
-          <w:szCs w:val="20"/>
-        </w:rPr>
-        <w:t>Map.geo.admin</w:t>
-      </w:r>
-      <w:proofErr w:type="spellEnd"/>
-      <w:r>
-        <w:rPr>
-          <w:sz w:val="20"/>
-          <w:szCs w:val="20"/>
-        </w:rPr>
-        <w:t>,…</w:t>
-      </w:r>
-      <w:proofErr w:type="gramEnd"/>
-      <w:r>
-        <w:rPr>
-          <w:sz w:val="20"/>
-          <w:szCs w:val="20"/>
-        </w:rPr>
-        <w:t>) analysieren und in Python nutzen</w:t>
+        <w:t>Unterschied Common Gateway Interface (CGI) / Web Server Gateway Interface (WSGI)</w:t>
+      </w:r>
+    </w:p>
+    <w:p>
+      <w:pPr>
+        <w:spacing w:before="60" w:after="60" w:line="240" w:lineRule="auto"/>
+        <w:rPr>
+          <w:sz w:val="20"/>
+          <w:szCs w:val="20"/>
+        </w:rPr>
+      </w:pPr>
+    </w:p>
+    <w:p>
+      <w:pPr>
+        <w:spacing w:before="60" w:after="60" w:line="240" w:lineRule="auto"/>
+        <w:rPr>
+          <w:sz w:val="20"/>
+          <w:szCs w:val="20"/>
+        </w:rPr>
+      </w:pPr>
+      <w:r>
+        <w:rPr>
+          <w:sz w:val="20"/>
+          <w:szCs w:val="20"/>
+          <w:u w:val="single"/>
+        </w:rPr>
+        <w:t>Inhalt</w:t>
+      </w:r>
+      <w:r>
+        <w:rPr>
+          <w:sz w:val="20"/>
+          <w:szCs w:val="20"/>
+        </w:rPr>
+        <w:t>:</w:t>
       </w:r>
     </w:p>
     <w:p>
@@ -5365,39 +5086,55 @@
         <w:pStyle w:val="Listenabsatz"/>
         <w:numPr>
           <w:ilvl w:val="0"/>
-          <w:numId w:val="2"/>
+          <w:numId w:val="9"/>
         </w:numPr>
         <w:spacing w:before="60" w:after="60" w:line="240" w:lineRule="auto"/>
-        <w:ind w:left="426"/>
-        <w:rPr>
-          <w:sz w:val="20"/>
-          <w:szCs w:val="20"/>
-        </w:rPr>
-      </w:pPr>
-      <w:r>
-        <w:rPr>
-          <w:sz w:val="20"/>
-          <w:szCs w:val="20"/>
-        </w:rPr>
-        <w:t xml:space="preserve">Python </w:t>
-      </w:r>
-      <w:proofErr w:type="spellStart"/>
-      <w:r>
-        <w:rPr>
-          <w:b/>
-          <w:bCs/>
-          <w:sz w:val="20"/>
-          <w:szCs w:val="20"/>
-        </w:rPr>
-        <w:t>request</w:t>
-      </w:r>
-      <w:proofErr w:type="spellEnd"/>
-      <w:r>
-        <w:rPr>
-          <w:sz w:val="20"/>
-          <w:szCs w:val="20"/>
-        </w:rPr>
-        <w:t xml:space="preserve"> Modul (unterschiedlichen Request-Methoden) anwenden</w:t>
+        <w:rPr>
+          <w:sz w:val="20"/>
+          <w:szCs w:val="20"/>
+        </w:rPr>
+      </w:pPr>
+      <w:r>
+        <w:rPr>
+          <w:sz w:val="20"/>
+          <w:szCs w:val="20"/>
+        </w:rPr>
+        <w:t>FLASK</w:t>
+      </w:r>
+    </w:p>
+    <w:p>
+      <w:pPr>
+        <w:pStyle w:val="Listenabsatz"/>
+        <w:spacing w:before="60" w:after="60" w:line="240" w:lineRule="auto"/>
+        <w:ind w:left="360"/>
+        <w:rPr>
+          <w:sz w:val="20"/>
+          <w:szCs w:val="20"/>
+        </w:rPr>
+      </w:pPr>
+    </w:p>
+    <w:p>
+      <w:pPr>
+        <w:spacing w:before="60" w:after="60" w:line="240" w:lineRule="auto"/>
+        <w:rPr>
+          <w:sz w:val="20"/>
+          <w:szCs w:val="20"/>
+        </w:rPr>
+      </w:pPr>
+      <w:r>
+        <w:rPr>
+          <w:sz w:val="20"/>
+          <w:szCs w:val="20"/>
+          <w:u w:val="single"/>
+        </w:rPr>
+        <w:t>Nachbearbeitung</w:t>
+      </w:r>
+      <w:r>
+        <w:rPr>
+          <w:sz w:val="20"/>
+          <w:szCs w:val="20"/>
+        </w:rPr>
+        <w:t>:</w:t>
       </w:r>
     </w:p>
     <w:p>
@@ -5405,107 +5142,21 @@
         <w:pStyle w:val="Listenabsatz"/>
         <w:numPr>
           <w:ilvl w:val="0"/>
-          <w:numId w:val="2"/>
+          <w:numId w:val="10"/>
         </w:numPr>
         <w:spacing w:before="60" w:after="60" w:line="240" w:lineRule="auto"/>
-        <w:ind w:left="426"/>
-        <w:rPr>
-          <w:sz w:val="20"/>
-          <w:szCs w:val="20"/>
-        </w:rPr>
-      </w:pPr>
-      <w:r>
-        <w:rPr>
-          <w:sz w:val="20"/>
-          <w:szCs w:val="20"/>
-        </w:rPr>
-        <w:t>Parameterübergabe in Put/</w:t>
-      </w:r>
-      <w:proofErr w:type="spellStart"/>
-      <w:r>
-        <w:rPr>
-          <w:sz w:val="20"/>
-          <w:szCs w:val="20"/>
-        </w:rPr>
-        <w:t>Get</w:t>
-      </w:r>
-      <w:proofErr w:type="spellEnd"/>
-    </w:p>
-    <w:p>
-      <w:pPr>
-        <w:spacing w:before="60" w:after="60" w:line="240" w:lineRule="auto"/>
-        <w:rPr>
-          <w:color w:val="auto"/>
-          <w:sz w:val="20"/>
-          <w:szCs w:val="20"/>
-        </w:rPr>
-      </w:pPr>
-    </w:p>
-    <w:p>
-      <w:pPr>
-        <w:spacing w:before="60" w:after="60" w:line="240" w:lineRule="auto"/>
-        <w:rPr>
-          <w:bCs/>
-          <w:sz w:val="20"/>
-          <w:szCs w:val="20"/>
-          <w:u w:val="single"/>
-        </w:rPr>
-      </w:pPr>
-      <w:r>
-        <w:rPr>
-          <w:bCs/>
-          <w:sz w:val="20"/>
-          <w:szCs w:val="20"/>
-          <w:u w:val="single"/>
-        </w:rPr>
-        <w:t>Nachbereitung</w:t>
-      </w:r>
-    </w:p>
-    <w:p>
-      <w:pPr>
-        <w:pStyle w:val="Listenabsatz"/>
-        <w:numPr>
-          <w:ilvl w:val="0"/>
-          <w:numId w:val="2"/>
-        </w:numPr>
-        <w:spacing w:before="60" w:after="60" w:line="240" w:lineRule="auto"/>
-        <w:ind w:left="426"/>
-        <w:rPr>
-          <w:sz w:val="20"/>
-          <w:szCs w:val="20"/>
-        </w:rPr>
-      </w:pPr>
-      <w:r>
-        <w:rPr>
-          <w:sz w:val="20"/>
-          <w:szCs w:val="20"/>
-        </w:rPr>
-        <w:t xml:space="preserve">Applikation in Python implementieren, welche einen </w:t>
-      </w:r>
-      <w:r>
-        <w:rPr>
-          <w:i/>
-          <w:sz w:val="20"/>
-          <w:szCs w:val="20"/>
-        </w:rPr>
-        <w:t>open</w:t>
-      </w:r>
-      <w:r>
-        <w:rPr>
-          <w:sz w:val="20"/>
-          <w:szCs w:val="20"/>
-        </w:rPr>
-        <w:t xml:space="preserve"> WEB-Service nutzt</w:t>
-      </w:r>
-    </w:p>
-    <w:p>
-      <w:pPr>
-        <w:spacing w:before="60" w:after="60" w:line="240" w:lineRule="auto"/>
-        <w:rPr>
-          <w:sz w:val="20"/>
-          <w:szCs w:val="20"/>
-        </w:rPr>
-      </w:pPr>
+        <w:rPr>
+          <w:sz w:val="20"/>
+          <w:szCs w:val="20"/>
+        </w:rPr>
+      </w:pPr>
+      <w:r>
+        <w:rPr>
+          <w:sz w:val="20"/>
+          <w:szCs w:val="20"/>
+        </w:rPr>
+        <w:t xml:space="preserve">Eigener REST-Service in FLASK implementieren </w:t>
+      </w:r>
     </w:p>
     <w:p>
       <w:pPr>
@@ -5559,105 +5210,37 @@
                 <w:b/>
                 <w:sz w:val="20"/>
                 <w:szCs w:val="20"/>
-                <w:lang w:val="en-US"/>
               </w:rPr>
             </w:pPr>
             <w:r>
               <w:rPr>
-                <w:color w:val="auto"/>
-                <w:sz w:val="20"/>
-                <w:szCs w:val="20"/>
-              </w:rPr>
-              <w:br w:type="page"/>
-            </w:r>
-            <w:proofErr w:type="spellStart"/>
-            <w:r>
-              <w:rPr>
                 <w:rFonts w:cs="Arial"/>
                 <w:b/>
                 <w:color w:val="3E3E3E"/>
                 <w:sz w:val="20"/>
                 <w:szCs w:val="20"/>
-                <w:lang w:val="en-US"/>
-              </w:rPr>
-              <w:t>Leistungsnachweis</w:t>
-            </w:r>
-            <w:proofErr w:type="spellEnd"/>
-          </w:p>
-        </w:tc>
-      </w:tr>
-      <w:tr>
-        <w:trPr>
-          <w:trHeight w:val="340"/>
-          <w:jc w:val="center"/>
-        </w:trPr>
-        <w:tc>
-          <w:tcPr>
-            <w:tcW w:w="829" w:type="pct"/>
-            <w:tcBorders>
-              <w:top w:val="single" w:sz="4" w:space="0" w:color="00000A"/>
-              <w:left w:val="single" w:sz="4" w:space="0" w:color="00000A"/>
-              <w:bottom w:val="single" w:sz="4" w:space="0" w:color="00000A"/>
-              <w:right w:val="single" w:sz="4" w:space="0" w:color="00000A"/>
-            </w:tcBorders>
-            <w:shd w:val="clear" w:color="auto" w:fill="F2F2F2" w:themeFill="background1" w:themeFillShade="F2"/>
-            <w:vAlign w:val="center"/>
-          </w:tcPr>
-          <w:p>
-            <w:pPr>
-              <w:spacing w:before="60" w:after="60" w:line="240" w:lineRule="auto"/>
-              <w:rPr>
-                <w:rFonts w:cs="Arial"/>
-                <w:sz w:val="20"/>
-                <w:szCs w:val="20"/>
-              </w:rPr>
-            </w:pPr>
-            <w:r>
-              <w:rPr>
-                <w:rFonts w:cs="Arial"/>
-                <w:sz w:val="20"/>
-                <w:szCs w:val="20"/>
-              </w:rPr>
-              <w:t>Datum</w:t>
-            </w:r>
-          </w:p>
-        </w:tc>
-        <w:tc>
-          <w:tcPr>
-            <w:tcW w:w="4171" w:type="pct"/>
-            <w:tcBorders>
-              <w:top w:val="single" w:sz="4" w:space="0" w:color="00000A"/>
-              <w:left w:val="single" w:sz="4" w:space="0" w:color="00000A"/>
-              <w:bottom w:val="single" w:sz="4" w:space="0" w:color="00000A"/>
-              <w:right w:val="single" w:sz="4" w:space="0" w:color="00000A"/>
-            </w:tcBorders>
-            <w:shd w:val="clear" w:color="auto" w:fill="F2F2F2" w:themeFill="background1" w:themeFillShade="F2"/>
-            <w:vAlign w:val="center"/>
-          </w:tcPr>
-          <w:p>
-            <w:pPr>
-              <w:spacing w:before="60" w:after="60" w:line="240" w:lineRule="auto"/>
-              <w:rPr>
-                <w:rFonts w:cs="Arial"/>
-                <w:sz w:val="20"/>
-                <w:szCs w:val="20"/>
-              </w:rPr>
-            </w:pPr>
-            <w:r>
-              <w:rPr>
-                <w:rFonts w:cs="Arial"/>
-                <w:sz w:val="20"/>
-                <w:szCs w:val="20"/>
-              </w:rPr>
-              <w:t xml:space="preserve">Di </w:t>
+              </w:rPr>
+              <w:t>Bestehender Web-Services</w:t>
             </w:r>
             <w:r>
               <w:rPr>
                 <w:rFonts w:cs="Arial"/>
-                <w:sz w:val="20"/>
-                <w:szCs w:val="20"/>
-              </w:rPr>
-              <w:t>13.5.2025</w:t>
+                <w:b/>
+                <w:color w:val="3E3E3E"/>
+                <w:sz w:val="20"/>
+                <w:szCs w:val="20"/>
+              </w:rPr>
+              <w:t xml:space="preserve"> </w:t>
+            </w:r>
+            <w:r>
+              <w:rPr>
+                <w:rFonts w:cs="Arial"/>
+                <w:b/>
+                <w:color w:val="3E3E3E"/>
+                <w:sz w:val="20"/>
+                <w:szCs w:val="20"/>
+              </w:rPr>
+              <w:t>in Python nutzen</w:t>
             </w:r>
           </w:p>
         </w:tc>
@@ -5694,7 +5277,7 @@
                 <w:sz w:val="20"/>
                 <w:szCs w:val="20"/>
               </w:rPr>
-              <w:t>Zeit</w:t>
+              <w:t>Datum</w:t>
             </w:r>
           </w:p>
         </w:tc>
@@ -5725,7 +5308,7 @@
                 <w:sz w:val="20"/>
                 <w:szCs w:val="20"/>
               </w:rPr>
-              <w:t>1</w:t>
+              <w:t>D</w:t>
             </w:r>
             <w:r>
               <w:rPr>
@@ -5733,23 +5316,7 @@
                 <w:sz w:val="20"/>
                 <w:szCs w:val="20"/>
               </w:rPr>
-              <w:t>3:15</w:t>
-            </w:r>
-            <w:r>
-              <w:rPr>
-                <w:rFonts w:cs="Arial"/>
-                <w:sz w:val="20"/>
-                <w:szCs w:val="20"/>
-              </w:rPr>
-              <w:t xml:space="preserve"> – </w:t>
-            </w:r>
-            <w:r>
-              <w:rPr>
-                <w:rFonts w:cs="Arial"/>
-                <w:sz w:val="20"/>
-                <w:szCs w:val="20"/>
-              </w:rPr>
-              <w:t>16:30</w:t>
+              <w:t>i 26.5.2026</w:t>
             </w:r>
           </w:p>
         </w:tc>
@@ -5786,6 +5353,74 @@
                 <w:sz w:val="20"/>
                 <w:szCs w:val="20"/>
               </w:rPr>
+              <w:t>Zeit</w:t>
+            </w:r>
+          </w:p>
+        </w:tc>
+        <w:tc>
+          <w:tcPr>
+            <w:tcW w:w="4171" w:type="pct"/>
+            <w:tcBorders>
+              <w:top w:val="single" w:sz="4" w:space="0" w:color="00000A"/>
+              <w:left w:val="single" w:sz="4" w:space="0" w:color="00000A"/>
+              <w:bottom w:val="single" w:sz="4" w:space="0" w:color="00000A"/>
+              <w:right w:val="single" w:sz="4" w:space="0" w:color="00000A"/>
+            </w:tcBorders>
+            <w:shd w:val="clear" w:color="auto" w:fill="F2F2F2" w:themeFill="background1" w:themeFillShade="F2"/>
+            <w:vAlign w:val="center"/>
+          </w:tcPr>
+          <w:p>
+            <w:pPr>
+              <w:spacing w:before="60" w:after="60" w:line="240" w:lineRule="auto"/>
+              <w:rPr>
+                <w:rFonts w:cs="Arial"/>
+                <w:sz w:val="20"/>
+                <w:szCs w:val="20"/>
+              </w:rPr>
+            </w:pPr>
+            <w:r>
+              <w:rPr>
+                <w:rFonts w:cs="Arial"/>
+                <w:sz w:val="20"/>
+                <w:szCs w:val="20"/>
+              </w:rPr>
+              <w:t>17:30 – 20:45</w:t>
+            </w:r>
+          </w:p>
+        </w:tc>
+      </w:tr>
+      <w:tr>
+        <w:trPr>
+          <w:trHeight w:val="340"/>
+          <w:jc w:val="center"/>
+        </w:trPr>
+        <w:tc>
+          <w:tcPr>
+            <w:tcW w:w="829" w:type="pct"/>
+            <w:tcBorders>
+              <w:top w:val="single" w:sz="4" w:space="0" w:color="00000A"/>
+              <w:left w:val="single" w:sz="4" w:space="0" w:color="00000A"/>
+              <w:bottom w:val="single" w:sz="4" w:space="0" w:color="00000A"/>
+              <w:right w:val="single" w:sz="4" w:space="0" w:color="00000A"/>
+            </w:tcBorders>
+            <w:shd w:val="clear" w:color="auto" w:fill="F2F2F2" w:themeFill="background1" w:themeFillShade="F2"/>
+            <w:vAlign w:val="center"/>
+          </w:tcPr>
+          <w:p>
+            <w:pPr>
+              <w:spacing w:before="60" w:after="60" w:line="240" w:lineRule="auto"/>
+              <w:rPr>
+                <w:rFonts w:cs="Arial"/>
+                <w:sz w:val="20"/>
+                <w:szCs w:val="20"/>
+              </w:rPr>
+            </w:pPr>
+            <w:r>
+              <w:rPr>
+                <w:rFonts w:cs="Arial"/>
+                <w:sz w:val="20"/>
+                <w:szCs w:val="20"/>
+              </w:rPr>
               <w:t>Dozent</w:t>
             </w:r>
           </w:p>
@@ -5834,6 +5469,124 @@
           <w:u w:val="single"/>
         </w:rPr>
       </w:pPr>
+      <w:r>
+        <w:rPr>
+          <w:bCs/>
+          <w:sz w:val="20"/>
+          <w:szCs w:val="20"/>
+          <w:u w:val="single"/>
+        </w:rPr>
+        <w:t>Vorbereitung</w:t>
+      </w:r>
+    </w:p>
+    <w:p>
+      <w:pPr>
+        <w:spacing w:before="60" w:after="60" w:line="240" w:lineRule="auto"/>
+        <w:ind w:left="66"/>
+        <w:rPr>
+          <w:sz w:val="20"/>
+          <w:szCs w:val="20"/>
+        </w:rPr>
+      </w:pPr>
+      <w:r>
+        <w:rPr>
+          <w:sz w:val="20"/>
+          <w:szCs w:val="20"/>
+        </w:rPr>
+        <w:t>Web-Applikationen und die darunterliegenden Services (API) anhand eines Beispiels kennen</w:t>
+      </w:r>
+    </w:p>
+    <w:p>
+      <w:pPr>
+        <w:pStyle w:val="Listenabsatz"/>
+        <w:numPr>
+          <w:ilvl w:val="1"/>
+          <w:numId w:val="12"/>
+        </w:numPr>
+        <w:spacing w:before="60" w:after="60" w:line="240" w:lineRule="auto"/>
+        <w:rPr>
+          <w:sz w:val="20"/>
+          <w:szCs w:val="20"/>
+        </w:rPr>
+      </w:pPr>
+      <w:r>
+        <w:rPr>
+          <w:sz w:val="20"/>
+          <w:szCs w:val="20"/>
+        </w:rPr>
+        <w:t xml:space="preserve">Applikation: </w:t>
+      </w:r>
+      <w:hyperlink r:id="rId11" w:history="1">
+        <w:r>
+          <w:rPr>
+            <w:rStyle w:val="Hyperlink"/>
+            <w:sz w:val="20"/>
+            <w:szCs w:val="20"/>
+          </w:rPr>
+          <w:t>https://openweathermap.org/</w:t>
+        </w:r>
+      </w:hyperlink>
+    </w:p>
+    <w:p>
+      <w:pPr>
+        <w:pStyle w:val="Listenabsatz"/>
+        <w:numPr>
+          <w:ilvl w:val="1"/>
+          <w:numId w:val="12"/>
+        </w:numPr>
+        <w:spacing w:before="60" w:after="60" w:line="240" w:lineRule="auto"/>
+        <w:rPr>
+          <w:sz w:val="20"/>
+          <w:szCs w:val="20"/>
+        </w:rPr>
+      </w:pPr>
+      <w:r>
+        <w:rPr>
+          <w:sz w:val="20"/>
+          <w:szCs w:val="20"/>
+          <w:lang w:val="fr-CH"/>
+        </w:rPr>
+        <w:t xml:space="preserve">Service </w:t>
+      </w:r>
+      <w:proofErr w:type="gramStart"/>
+      <w:r>
+        <w:rPr>
+          <w:sz w:val="20"/>
+          <w:szCs w:val="20"/>
+          <w:lang w:val="fr-CH"/>
+        </w:rPr>
+        <w:t>API:</w:t>
+      </w:r>
+      <w:proofErr w:type="gramEnd"/>
+      <w:r>
+        <w:rPr>
+          <w:sz w:val="20"/>
+          <w:szCs w:val="20"/>
+          <w:lang w:val="fr-CH"/>
+        </w:rPr>
+        <w:t xml:space="preserve"> </w:t>
+      </w:r>
+      <w:hyperlink r:id="rId12" w:history="1">
+        <w:r>
+          <w:rPr>
+            <w:rStyle w:val="Hyperlink"/>
+            <w:sz w:val="20"/>
+            <w:szCs w:val="20"/>
+            <w:lang w:val="fr-CH"/>
+          </w:rPr>
+          <w:t>https://openweathermap.org/api</w:t>
+        </w:r>
+      </w:hyperlink>
+    </w:p>
+    <w:p>
+      <w:pPr>
+        <w:spacing w:before="60" w:after="60" w:line="240" w:lineRule="auto"/>
+        <w:rPr>
+          <w:sz w:val="20"/>
+          <w:szCs w:val="20"/>
+          <w:lang w:val="fr-CH"/>
+        </w:rPr>
+      </w:pPr>
     </w:p>
     <w:p>
       <w:pPr>
@@ -5860,21 +5613,21 @@
         <w:pStyle w:val="Listenabsatz"/>
         <w:numPr>
           <w:ilvl w:val="0"/>
-          <w:numId w:val="10"/>
+          <w:numId w:val="2"/>
         </w:numPr>
-        <w:suppressAutoHyphens w:val="0"/>
-        <w:spacing w:line="240" w:lineRule="auto"/>
-        <w:rPr>
-          <w:b/>
-          <w:szCs w:val="20"/>
-        </w:rPr>
-      </w:pPr>
-      <w:r>
-        <w:rPr>
-          <w:b/>
-          <w:szCs w:val="20"/>
-        </w:rPr>
-        <w:t>Abgabe der Aufgabenstellung und Kriterien für den Leistungsnachweis</w:t>
+        <w:spacing w:before="60" w:after="60" w:line="240" w:lineRule="auto"/>
+        <w:ind w:left="426"/>
+        <w:rPr>
+          <w:sz w:val="20"/>
+          <w:szCs w:val="20"/>
+        </w:rPr>
+      </w:pPr>
+      <w:r>
+        <w:rPr>
+          <w:sz w:val="20"/>
+          <w:szCs w:val="20"/>
+        </w:rPr>
+        <w:t>Web-Service WS (SOAP) in Java: Konzept verstehen und von Python aus nutzen</w:t>
       </w:r>
     </w:p>
     <w:p>
@@ -5882,39 +5635,219 @@
         <w:pStyle w:val="Listenabsatz"/>
         <w:numPr>
           <w:ilvl w:val="0"/>
-          <w:numId w:val="10"/>
+          <w:numId w:val="2"/>
         </w:numPr>
-        <w:suppressAutoHyphens w:val="0"/>
-        <w:spacing w:line="240" w:lineRule="auto"/>
+        <w:spacing w:before="60" w:after="60" w:line="240" w:lineRule="auto"/>
+        <w:ind w:left="426"/>
+        <w:rPr>
+          <w:sz w:val="20"/>
+          <w:szCs w:val="20"/>
+        </w:rPr>
+      </w:pPr>
+      <w:r>
+        <w:rPr>
+          <w:sz w:val="20"/>
+          <w:szCs w:val="20"/>
+        </w:rPr>
+        <w:t xml:space="preserve">API eines </w:t>
+      </w:r>
+      <w:proofErr w:type="spellStart"/>
+      <w:r>
+        <w:rPr>
+          <w:sz w:val="20"/>
+          <w:szCs w:val="20"/>
+        </w:rPr>
+        <w:t>public</w:t>
+      </w:r>
+      <w:proofErr w:type="spellEnd"/>
+      <w:r>
+        <w:rPr>
+          <w:sz w:val="20"/>
+          <w:szCs w:val="20"/>
+        </w:rPr>
+        <w:t xml:space="preserve"> REST-Service (Google, Open-Weather, </w:t>
+      </w:r>
+      <w:proofErr w:type="spellStart"/>
+      <w:proofErr w:type="gramStart"/>
+      <w:r>
+        <w:rPr>
+          <w:sz w:val="20"/>
+          <w:szCs w:val="20"/>
+        </w:rPr>
+        <w:t>Map.geo.admin</w:t>
+      </w:r>
+      <w:proofErr w:type="spellEnd"/>
+      <w:r>
+        <w:rPr>
+          <w:sz w:val="20"/>
+          <w:szCs w:val="20"/>
+        </w:rPr>
+        <w:t>,…</w:t>
+      </w:r>
+      <w:proofErr w:type="gramEnd"/>
+      <w:r>
+        <w:rPr>
+          <w:sz w:val="20"/>
+          <w:szCs w:val="20"/>
+        </w:rPr>
+        <w:t>) analysieren und in Python nutzen</w:t>
+      </w:r>
+    </w:p>
+    <w:p>
+      <w:pPr>
+        <w:pStyle w:val="Listenabsatz"/>
+        <w:numPr>
+          <w:ilvl w:val="0"/>
+          <w:numId w:val="2"/>
+        </w:numPr>
+        <w:spacing w:before="60" w:after="60" w:line="240" w:lineRule="auto"/>
+        <w:ind w:left="426"/>
+        <w:rPr>
+          <w:sz w:val="20"/>
+          <w:szCs w:val="20"/>
+        </w:rPr>
+      </w:pPr>
+      <w:r>
+        <w:rPr>
+          <w:sz w:val="20"/>
+          <w:szCs w:val="20"/>
+        </w:rPr>
+        <w:t xml:space="preserve">Python </w:t>
+      </w:r>
+      <w:proofErr w:type="spellStart"/>
+      <w:r>
+        <w:rPr>
+          <w:b/>
+          <w:bCs/>
+          <w:sz w:val="20"/>
+          <w:szCs w:val="20"/>
+        </w:rPr>
+        <w:t>request</w:t>
+      </w:r>
+      <w:proofErr w:type="spellEnd"/>
+      <w:r>
+        <w:rPr>
+          <w:sz w:val="20"/>
+          <w:szCs w:val="20"/>
+        </w:rPr>
+        <w:t xml:space="preserve"> Modul (unterschiedlichen Request-Methoden) anwenden</w:t>
+      </w:r>
+    </w:p>
+    <w:p>
+      <w:pPr>
+        <w:pStyle w:val="Listenabsatz"/>
+        <w:numPr>
+          <w:ilvl w:val="0"/>
+          <w:numId w:val="2"/>
+        </w:numPr>
+        <w:spacing w:before="60" w:after="60" w:line="240" w:lineRule="auto"/>
+        <w:ind w:left="426"/>
+        <w:rPr>
+          <w:sz w:val="20"/>
+          <w:szCs w:val="20"/>
+        </w:rPr>
+      </w:pPr>
+      <w:r>
+        <w:rPr>
+          <w:sz w:val="20"/>
+          <w:szCs w:val="20"/>
+        </w:rPr>
+        <w:t>Parameterübergabe in Put/</w:t>
+      </w:r>
+      <w:proofErr w:type="spellStart"/>
+      <w:r>
+        <w:rPr>
+          <w:sz w:val="20"/>
+          <w:szCs w:val="20"/>
+        </w:rPr>
+        <w:t>Get</w:t>
+      </w:r>
+      <w:proofErr w:type="spellEnd"/>
+    </w:p>
+    <w:p>
+      <w:pPr>
+        <w:spacing w:before="60" w:after="60" w:line="240" w:lineRule="auto"/>
         <w:rPr>
           <w:color w:val="auto"/>
           <w:sz w:val="20"/>
           <w:szCs w:val="20"/>
         </w:rPr>
       </w:pPr>
-      <w:r>
-        <w:rPr>
-          <w:b/>
-          <w:szCs w:val="20"/>
-        </w:rPr>
-        <w:t>Design und Implementation eines REST-Services</w:t>
-      </w:r>
-      <w:r>
-        <w:rPr>
-          <w:color w:val="auto"/>
-          <w:sz w:val="20"/>
-          <w:szCs w:val="20"/>
-        </w:rPr>
-        <w:t xml:space="preserve"> </w:t>
-      </w:r>
-      <w:r>
-        <w:rPr>
-          <w:color w:val="auto"/>
-          <w:sz w:val="20"/>
-          <w:szCs w:val="20"/>
-        </w:rPr>
-        <w:br w:type="page"/>
-      </w:r>
+    </w:p>
+    <w:p>
+      <w:pPr>
+        <w:spacing w:before="60" w:after="60" w:line="240" w:lineRule="auto"/>
+        <w:rPr>
+          <w:bCs/>
+          <w:sz w:val="20"/>
+          <w:szCs w:val="20"/>
+          <w:u w:val="single"/>
+        </w:rPr>
+      </w:pPr>
+      <w:r>
+        <w:rPr>
+          <w:bCs/>
+          <w:sz w:val="20"/>
+          <w:szCs w:val="20"/>
+          <w:u w:val="single"/>
+        </w:rPr>
+        <w:t>Nachbereitung</w:t>
+      </w:r>
+    </w:p>
+    <w:p>
+      <w:pPr>
+        <w:pStyle w:val="Listenabsatz"/>
+        <w:numPr>
+          <w:ilvl w:val="0"/>
+          <w:numId w:val="2"/>
+        </w:numPr>
+        <w:spacing w:before="60" w:after="60" w:line="240" w:lineRule="auto"/>
+        <w:ind w:left="426"/>
+        <w:rPr>
+          <w:sz w:val="20"/>
+          <w:szCs w:val="20"/>
+        </w:rPr>
+      </w:pPr>
+      <w:r>
+        <w:rPr>
+          <w:sz w:val="20"/>
+          <w:szCs w:val="20"/>
+        </w:rPr>
+        <w:t xml:space="preserve">Applikation in Python implementieren, welche einen </w:t>
+      </w:r>
+      <w:r>
+        <w:rPr>
+          <w:i/>
+          <w:sz w:val="20"/>
+          <w:szCs w:val="20"/>
+        </w:rPr>
+        <w:t>open</w:t>
+      </w:r>
+      <w:r>
+        <w:rPr>
+          <w:sz w:val="20"/>
+          <w:szCs w:val="20"/>
+        </w:rPr>
+        <w:t xml:space="preserve"> WEB-Service nutzt</w:t>
+      </w:r>
+    </w:p>
+    <w:p>
+      <w:pPr>
+        <w:spacing w:before="60" w:after="60" w:line="240" w:lineRule="auto"/>
+        <w:rPr>
+          <w:sz w:val="20"/>
+          <w:szCs w:val="20"/>
+        </w:rPr>
+      </w:pPr>
+    </w:p>
+    <w:p>
+      <w:pPr>
+        <w:spacing w:before="60" w:after="60" w:line="240" w:lineRule="auto"/>
+        <w:rPr>
+          <w:sz w:val="20"/>
+          <w:szCs w:val="20"/>
+        </w:rPr>
+      </w:pPr>
     </w:p>
     <w:tbl>
       <w:tblPr>
@@ -5959,18 +5892,105 @@
                 <w:b/>
                 <w:sz w:val="20"/>
                 <w:szCs w:val="20"/>
-                <w:lang w:val="fr-CH"/>
+                <w:lang w:val="en-US"/>
               </w:rPr>
             </w:pPr>
             <w:r>
               <w:rPr>
+                <w:color w:val="auto"/>
+                <w:sz w:val="20"/>
+                <w:szCs w:val="20"/>
+              </w:rPr>
+              <w:br w:type="page"/>
+            </w:r>
+            <w:proofErr w:type="spellStart"/>
+            <w:r>
+              <w:rPr>
+                <w:rFonts w:cs="Arial"/>
                 <w:b/>
+                <w:color w:val="3E3E3E"/>
                 <w:sz w:val="20"/>
                 <w:szCs w:val="20"/>
                 <w:lang w:val="en-US"/>
               </w:rPr>
-              <w:lastRenderedPageBreak/>
-              <w:t>2-Tier Application (Python Frontend / DB as Backend)</w:t>
+              <w:t>Leistungsnachweis</w:t>
+            </w:r>
+            <w:proofErr w:type="spellEnd"/>
+          </w:p>
+        </w:tc>
+      </w:tr>
+      <w:tr>
+        <w:trPr>
+          <w:trHeight w:val="340"/>
+          <w:jc w:val="center"/>
+        </w:trPr>
+        <w:tc>
+          <w:tcPr>
+            <w:tcW w:w="829" w:type="pct"/>
+            <w:tcBorders>
+              <w:top w:val="single" w:sz="4" w:space="0" w:color="00000A"/>
+              <w:left w:val="single" w:sz="4" w:space="0" w:color="00000A"/>
+              <w:bottom w:val="single" w:sz="4" w:space="0" w:color="00000A"/>
+              <w:right w:val="single" w:sz="4" w:space="0" w:color="00000A"/>
+            </w:tcBorders>
+            <w:shd w:val="clear" w:color="auto" w:fill="F2F2F2" w:themeFill="background1" w:themeFillShade="F2"/>
+            <w:vAlign w:val="center"/>
+          </w:tcPr>
+          <w:p>
+            <w:pPr>
+              <w:spacing w:before="60" w:after="60" w:line="240" w:lineRule="auto"/>
+              <w:rPr>
+                <w:rFonts w:cs="Arial"/>
+                <w:sz w:val="20"/>
+                <w:szCs w:val="20"/>
+              </w:rPr>
+            </w:pPr>
+            <w:r>
+              <w:rPr>
+                <w:rFonts w:cs="Arial"/>
+                <w:sz w:val="20"/>
+                <w:szCs w:val="20"/>
+              </w:rPr>
+              <w:t>Datum</w:t>
+            </w:r>
+          </w:p>
+        </w:tc>
+        <w:tc>
+          <w:tcPr>
+            <w:tcW w:w="4171" w:type="pct"/>
+            <w:tcBorders>
+              <w:top w:val="single" w:sz="4" w:space="0" w:color="00000A"/>
+              <w:left w:val="single" w:sz="4" w:space="0" w:color="00000A"/>
+              <w:bottom w:val="single" w:sz="4" w:space="0" w:color="00000A"/>
+              <w:right w:val="single" w:sz="4" w:space="0" w:color="00000A"/>
+            </w:tcBorders>
+            <w:shd w:val="clear" w:color="auto" w:fill="F2F2F2" w:themeFill="background1" w:themeFillShade="F2"/>
+            <w:vAlign w:val="center"/>
+          </w:tcPr>
+          <w:p>
+            <w:pPr>
+              <w:spacing w:before="60" w:after="60" w:line="240" w:lineRule="auto"/>
+              <w:rPr>
+                <w:rFonts w:cs="Arial"/>
+                <w:sz w:val="20"/>
+                <w:szCs w:val="20"/>
+              </w:rPr>
+            </w:pPr>
+            <w:r>
+              <w:rPr>
+                <w:rFonts w:cs="Arial"/>
+                <w:sz w:val="20"/>
+                <w:szCs w:val="20"/>
+              </w:rPr>
+              <w:t xml:space="preserve">Di </w:t>
+            </w:r>
+            <w:r>
+              <w:rPr>
+                <w:rFonts w:cs="Arial"/>
+                <w:sz w:val="20"/>
+                <w:szCs w:val="20"/>
+              </w:rPr>
+              <w:t>9.6.2026</w:t>
             </w:r>
           </w:p>
         </w:tc>
@@ -6007,7 +6027,7 @@
                 <w:sz w:val="20"/>
                 <w:szCs w:val="20"/>
               </w:rPr>
-              <w:t>Datum</w:t>
+              <w:t>Zeit</w:t>
             </w:r>
           </w:p>
         </w:tc>
@@ -6038,7 +6058,7 @@
                 <w:sz w:val="20"/>
                 <w:szCs w:val="20"/>
               </w:rPr>
-              <w:t>D</w:t>
+              <w:t>1</w:t>
             </w:r>
             <w:r>
               <w:rPr>
@@ -6046,55 +6066,7 @@
                 <w:sz w:val="20"/>
                 <w:szCs w:val="20"/>
               </w:rPr>
-              <w:t>o</w:t>
-            </w:r>
-            <w:r>
-              <w:rPr>
-                <w:rFonts w:cs="Arial"/>
-                <w:sz w:val="20"/>
-                <w:szCs w:val="20"/>
-              </w:rPr>
-              <w:t xml:space="preserve"> </w:t>
-            </w:r>
-            <w:r>
-              <w:rPr>
-                <w:rFonts w:cs="Arial"/>
-                <w:sz w:val="20"/>
-                <w:szCs w:val="20"/>
-              </w:rPr>
-              <w:t>22</w:t>
-            </w:r>
-            <w:r>
-              <w:rPr>
-                <w:rFonts w:cs="Arial"/>
-                <w:sz w:val="20"/>
-                <w:szCs w:val="20"/>
-              </w:rPr>
-              <w:t>.</w:t>
-            </w:r>
-            <w:r>
-              <w:rPr>
-                <w:rFonts w:cs="Arial"/>
-                <w:sz w:val="20"/>
-                <w:szCs w:val="20"/>
-              </w:rPr>
-              <w:t>5</w:t>
-            </w:r>
-            <w:r>
-              <w:rPr>
-                <w:rFonts w:cs="Arial"/>
-                <w:sz w:val="20"/>
-                <w:szCs w:val="20"/>
-              </w:rPr>
-              <w:t>.202</w:t>
-            </w:r>
-            <w:r>
-              <w:rPr>
-                <w:rFonts w:cs="Arial"/>
-                <w:sz w:val="20"/>
-                <w:szCs w:val="20"/>
-              </w:rPr>
-              <w:t>5</w:t>
+              <w:t>7:30 – 20:45</w:t>
             </w:r>
           </w:p>
         </w:tc>
@@ -6131,74 +6103,6 @@
                 <w:sz w:val="20"/>
                 <w:szCs w:val="20"/>
               </w:rPr>
-              <w:t>Zeit</w:t>
-            </w:r>
-          </w:p>
-        </w:tc>
-        <w:tc>
-          <w:tcPr>
-            <w:tcW w:w="4171" w:type="pct"/>
-            <w:tcBorders>
-              <w:top w:val="single" w:sz="4" w:space="0" w:color="00000A"/>
-              <w:left w:val="single" w:sz="4" w:space="0" w:color="00000A"/>
-              <w:bottom w:val="single" w:sz="4" w:space="0" w:color="00000A"/>
-              <w:right w:val="single" w:sz="4" w:space="0" w:color="00000A"/>
-            </w:tcBorders>
-            <w:shd w:val="clear" w:color="auto" w:fill="F2F2F2" w:themeFill="background1" w:themeFillShade="F2"/>
-            <w:vAlign w:val="center"/>
-          </w:tcPr>
-          <w:p>
-            <w:pPr>
-              <w:spacing w:before="60" w:after="60" w:line="240" w:lineRule="auto"/>
-              <w:rPr>
-                <w:rFonts w:cs="Arial"/>
-                <w:sz w:val="20"/>
-                <w:szCs w:val="20"/>
-              </w:rPr>
-            </w:pPr>
-            <w:r>
-              <w:rPr>
-                <w:rFonts w:cs="Arial"/>
-                <w:sz w:val="20"/>
-                <w:szCs w:val="20"/>
-              </w:rPr>
-              <w:t>17:30 – 20:45</w:t>
-            </w:r>
-          </w:p>
-        </w:tc>
-      </w:tr>
-      <w:tr>
-        <w:trPr>
-          <w:trHeight w:val="340"/>
-          <w:jc w:val="center"/>
-        </w:trPr>
-        <w:tc>
-          <w:tcPr>
-            <w:tcW w:w="829" w:type="pct"/>
-            <w:tcBorders>
-              <w:top w:val="single" w:sz="4" w:space="0" w:color="00000A"/>
-              <w:left w:val="single" w:sz="4" w:space="0" w:color="00000A"/>
-              <w:bottom w:val="single" w:sz="4" w:space="0" w:color="00000A"/>
-              <w:right w:val="single" w:sz="4" w:space="0" w:color="00000A"/>
-            </w:tcBorders>
-            <w:shd w:val="clear" w:color="auto" w:fill="F2F2F2" w:themeFill="background1" w:themeFillShade="F2"/>
-            <w:vAlign w:val="center"/>
-          </w:tcPr>
-          <w:p>
-            <w:pPr>
-              <w:spacing w:before="60" w:after="60" w:line="240" w:lineRule="auto"/>
-              <w:rPr>
-                <w:rFonts w:cs="Arial"/>
-                <w:sz w:val="20"/>
-                <w:szCs w:val="20"/>
-              </w:rPr>
-            </w:pPr>
-            <w:r>
-              <w:rPr>
-                <w:rFonts w:cs="Arial"/>
-                <w:sz w:val="20"/>
-                <w:szCs w:val="20"/>
-              </w:rPr>
               <w:t>Dozent</w:t>
             </w:r>
           </w:p>
@@ -6247,14 +6151,25 @@
           <w:u w:val="single"/>
         </w:rPr>
       </w:pPr>
-      <w:r>
+    </w:p>
+    <w:p>
+      <w:pPr>
+        <w:spacing w:before="60" w:after="60" w:line="240" w:lineRule="auto"/>
         <w:rPr>
           <w:bCs/>
           <w:sz w:val="20"/>
           <w:szCs w:val="20"/>
           <w:u w:val="single"/>
         </w:rPr>
-        <w:t>Vorbereitung</w:t>
+      </w:pPr>
+      <w:r>
+        <w:rPr>
+          <w:bCs/>
+          <w:sz w:val="20"/>
+          <w:szCs w:val="20"/>
+          <w:u w:val="single"/>
+        </w:rPr>
+        <w:t>Inhalte</w:t>
       </w:r>
     </w:p>
     <w:p>
@@ -6262,54 +6177,21 @@
         <w:pStyle w:val="Listenabsatz"/>
         <w:numPr>
           <w:ilvl w:val="0"/>
-          <w:numId w:val="2"/>
+          <w:numId w:val="10"/>
         </w:numPr>
-        <w:spacing w:before="60" w:after="60" w:line="240" w:lineRule="auto"/>
-        <w:ind w:left="426"/>
-        <w:rPr>
-          <w:sz w:val="20"/>
-          <w:szCs w:val="20"/>
-        </w:rPr>
-      </w:pPr>
-      <w:r>
-        <w:rPr>
-          <w:sz w:val="20"/>
-          <w:szCs w:val="20"/>
-        </w:rPr>
-        <w:t>DB-Anbindung in Python (Siehe Database Module)</w:t>
-      </w:r>
-    </w:p>
-    <w:p>
-      <w:pPr>
-        <w:spacing w:before="60" w:after="60" w:line="240" w:lineRule="auto"/>
-        <w:rPr>
-          <w:sz w:val="20"/>
-          <w:szCs w:val="20"/>
-        </w:rPr>
-      </w:pPr>
-    </w:p>
-    <w:p>
-      <w:pPr>
-        <w:spacing w:before="60" w:after="60" w:line="240" w:lineRule="auto"/>
-        <w:rPr>
-          <w:sz w:val="20"/>
-          <w:szCs w:val="20"/>
-        </w:rPr>
-      </w:pPr>
-      <w:r>
-        <w:rPr>
-          <w:sz w:val="20"/>
-          <w:szCs w:val="20"/>
-          <w:u w:val="single"/>
-        </w:rPr>
-        <w:t>Inhalt</w:t>
-      </w:r>
-      <w:r>
-        <w:rPr>
-          <w:sz w:val="20"/>
-          <w:szCs w:val="20"/>
-        </w:rPr>
-        <w:t>:</w:t>
+        <w:suppressAutoHyphens w:val="0"/>
+        <w:spacing w:line="240" w:lineRule="auto"/>
+        <w:rPr>
+          <w:b/>
+          <w:szCs w:val="20"/>
+        </w:rPr>
+      </w:pPr>
+      <w:r>
+        <w:rPr>
+          <w:b/>
+          <w:szCs w:val="20"/>
+        </w:rPr>
+        <w:t>Abgabe der Aufgabenstellung und Kriterien für den Leistungsnachweis</w:t>
       </w:r>
     </w:p>
     <w:p>
@@ -6317,268 +6199,39 @@
         <w:pStyle w:val="Listenabsatz"/>
         <w:numPr>
           <w:ilvl w:val="0"/>
-          <w:numId w:val="9"/>
+          <w:numId w:val="10"/>
         </w:numPr>
-        <w:spacing w:before="60" w:after="60" w:line="240" w:lineRule="auto"/>
-        <w:rPr>
-          <w:sz w:val="20"/>
-          <w:szCs w:val="20"/>
-        </w:rPr>
-      </w:pPr>
-      <w:r>
-        <w:rPr>
-          <w:sz w:val="20"/>
-          <w:szCs w:val="20"/>
-        </w:rPr>
-        <w:t xml:space="preserve">SQL-Abfragen auf Views mit </w:t>
-      </w:r>
-      <w:proofErr w:type="spellStart"/>
-      <w:r>
-        <w:rPr>
-          <w:sz w:val="20"/>
-          <w:szCs w:val="20"/>
-        </w:rPr>
-        <w:t>Functions</w:t>
-      </w:r>
-      <w:proofErr w:type="spellEnd"/>
-      <w:r>
-        <w:rPr>
-          <w:sz w:val="20"/>
-          <w:szCs w:val="20"/>
-        </w:rPr>
-        <w:t xml:space="preserve"> von Python aus</w:t>
-      </w:r>
-    </w:p>
-    <w:p>
-      <w:pPr>
-        <w:pStyle w:val="Listenabsatz"/>
-        <w:numPr>
-          <w:ilvl w:val="0"/>
-          <w:numId w:val="9"/>
-        </w:numPr>
-        <w:spacing w:before="60" w:after="60" w:line="240" w:lineRule="auto"/>
-        <w:rPr>
-          <w:sz w:val="20"/>
-          <w:szCs w:val="20"/>
-        </w:rPr>
-      </w:pPr>
-      <w:r>
-        <w:rPr>
-          <w:sz w:val="20"/>
-          <w:szCs w:val="20"/>
-        </w:rPr>
-        <w:t xml:space="preserve">Python </w:t>
-      </w:r>
-      <w:proofErr w:type="spellStart"/>
-      <w:r>
-        <w:rPr>
-          <w:sz w:val="20"/>
-          <w:szCs w:val="20"/>
-        </w:rPr>
-        <w:t>calls</w:t>
-      </w:r>
-      <w:proofErr w:type="spellEnd"/>
-      <w:r>
-        <w:rPr>
+        <w:suppressAutoHyphens w:val="0"/>
+        <w:spacing w:line="240" w:lineRule="auto"/>
+        <w:rPr>
+          <w:color w:val="auto"/>
+          <w:sz w:val="20"/>
+          <w:szCs w:val="20"/>
+        </w:rPr>
+      </w:pPr>
+      <w:r>
+        <w:rPr>
+          <w:b/>
+          <w:szCs w:val="20"/>
+        </w:rPr>
+        <w:t>Design und Implementation eines REST-Services</w:t>
+      </w:r>
+      <w:r>
+        <w:rPr>
+          <w:color w:val="auto"/>
           <w:sz w:val="20"/>
           <w:szCs w:val="20"/>
         </w:rPr>
         <w:t xml:space="preserve"> </w:t>
       </w:r>
-      <w:proofErr w:type="spellStart"/>
-      <w:r>
-        <w:rPr>
-          <w:sz w:val="20"/>
-          <w:szCs w:val="20"/>
-        </w:rPr>
-        <w:t>Stored-Procedure</w:t>
-      </w:r>
-      <w:proofErr w:type="spellEnd"/>
-    </w:p>
-    <w:p>
-      <w:pPr>
-        <w:pStyle w:val="Listenabsatz"/>
-        <w:numPr>
-          <w:ilvl w:val="0"/>
-          <w:numId w:val="9"/>
-        </w:numPr>
-        <w:spacing w:before="60" w:after="60" w:line="240" w:lineRule="auto"/>
-        <w:rPr>
-          <w:sz w:val="20"/>
-          <w:szCs w:val="20"/>
-        </w:rPr>
-      </w:pPr>
-      <w:r>
-        <w:rPr>
-          <w:sz w:val="20"/>
-          <w:szCs w:val="20"/>
-        </w:rPr>
-        <w:t xml:space="preserve">Processing </w:t>
-      </w:r>
-      <w:proofErr w:type="spellStart"/>
-      <w:r>
-        <w:rPr>
-          <w:sz w:val="20"/>
-          <w:szCs w:val="20"/>
-        </w:rPr>
-        <w:t>Result</w:t>
-      </w:r>
-      <w:proofErr w:type="spellEnd"/>
-      <w:r>
-        <w:rPr>
-          <w:sz w:val="20"/>
-          <w:szCs w:val="20"/>
-        </w:rPr>
-        <w:t>-Set</w:t>
-      </w:r>
-    </w:p>
-    <w:p>
-      <w:pPr>
-        <w:spacing w:before="60" w:after="60" w:line="240" w:lineRule="auto"/>
-        <w:rPr>
-          <w:bCs/>
-          <w:sz w:val="20"/>
-          <w:szCs w:val="20"/>
-          <w:u w:val="single"/>
-        </w:rPr>
-      </w:pPr>
-    </w:p>
-    <w:p>
-      <w:pPr>
-        <w:spacing w:before="60" w:after="60" w:line="240" w:lineRule="auto"/>
-        <w:rPr>
-          <w:bCs/>
-          <w:sz w:val="20"/>
-          <w:szCs w:val="20"/>
-          <w:u w:val="single"/>
-        </w:rPr>
-      </w:pPr>
-      <w:r>
-        <w:rPr>
-          <w:bCs/>
-          <w:sz w:val="20"/>
-          <w:szCs w:val="20"/>
-          <w:u w:val="single"/>
-        </w:rPr>
-        <w:t>Nachbearbeitung</w:t>
-      </w:r>
-    </w:p>
-    <w:p>
-      <w:pPr>
-        <w:pStyle w:val="Listenabsatz"/>
-        <w:numPr>
-          <w:ilvl w:val="0"/>
-          <w:numId w:val="2"/>
-        </w:numPr>
-        <w:spacing w:before="60" w:after="60" w:line="240" w:lineRule="auto"/>
-        <w:ind w:left="426"/>
-        <w:rPr>
-          <w:b/>
-          <w:sz w:val="20"/>
-          <w:szCs w:val="20"/>
-        </w:rPr>
-      </w:pPr>
-      <w:r>
-        <w:rPr>
-          <w:sz w:val="20"/>
-          <w:szCs w:val="20"/>
-        </w:rPr>
-        <w:t>GUI-</w:t>
-      </w:r>
-      <w:proofErr w:type="spellStart"/>
-      <w:r>
-        <w:rPr>
-          <w:sz w:val="20"/>
-          <w:szCs w:val="20"/>
-        </w:rPr>
-        <w:t>Application</w:t>
-      </w:r>
-      <w:proofErr w:type="spellEnd"/>
-      <w:r>
-        <w:rPr>
-          <w:sz w:val="20"/>
-          <w:szCs w:val="20"/>
-        </w:rPr>
-        <w:t xml:space="preserve"> für Adress-DB entwickeln</w:t>
-      </w:r>
-      <w:r>
-        <w:rPr>
-          <w:b/>
-          <w:sz w:val="20"/>
-          <w:szCs w:val="20"/>
-        </w:rPr>
-        <w:t xml:space="preserve"> </w:t>
-      </w:r>
-    </w:p>
-    <w:p>
-      <w:pPr>
-        <w:pStyle w:val="Listenabsatz"/>
-        <w:numPr>
-          <w:ilvl w:val="0"/>
-          <w:numId w:val="2"/>
-        </w:numPr>
-        <w:spacing w:before="60" w:after="60" w:line="240" w:lineRule="auto"/>
-        <w:ind w:left="426"/>
-        <w:rPr>
-          <w:b/>
-          <w:sz w:val="20"/>
-          <w:szCs w:val="20"/>
-        </w:rPr>
-      </w:pPr>
-      <w:r>
-        <w:rPr>
-          <w:b/>
-          <w:sz w:val="20"/>
-          <w:szCs w:val="20"/>
-        </w:rPr>
-        <w:t xml:space="preserve">Parallel dazu </w:t>
-      </w:r>
-      <w:r>
-        <w:rPr>
-          <w:b/>
-          <w:sz w:val="20"/>
-          <w:szCs w:val="20"/>
-        </w:rPr>
-        <w:t xml:space="preserve">Fachgespräche zur eigenen Arbeit (pro Person </w:t>
-      </w:r>
-      <w:proofErr w:type="spellStart"/>
-      <w:r>
-        <w:rPr>
-          <w:b/>
-          <w:sz w:val="20"/>
-          <w:szCs w:val="20"/>
-        </w:rPr>
-        <w:t>max</w:t>
-      </w:r>
-      <w:proofErr w:type="spellEnd"/>
-      <w:r>
-        <w:rPr>
-          <w:b/>
-          <w:sz w:val="20"/>
-          <w:szCs w:val="20"/>
-        </w:rPr>
-        <w:t xml:space="preserve"> 10‘)</w:t>
-      </w:r>
-    </w:p>
-    <w:p>
-      <w:pPr>
-        <w:spacing w:before="60" w:after="60" w:line="240" w:lineRule="auto"/>
+      <w:r>
         <w:rPr>
           <w:color w:val="auto"/>
           <w:sz w:val="20"/>
           <w:szCs w:val="20"/>
         </w:rPr>
-      </w:pPr>
-    </w:p>
-    <w:p>
-      <w:pPr>
-        <w:spacing w:before="60" w:after="60" w:line="240" w:lineRule="auto"/>
-        <w:rPr>
-          <w:color w:val="auto"/>
-          <w:sz w:val="20"/>
-          <w:szCs w:val="20"/>
-        </w:rPr>
-      </w:pPr>
+        <w:br w:type="page"/>
+      </w:r>
     </w:p>
     <w:tbl>
       <w:tblPr>
@@ -6620,11 +6273,10 @@
               </w:numPr>
               <w:spacing w:before="60" w:after="60" w:line="240" w:lineRule="auto"/>
               <w:rPr>
-                <w:rFonts w:cs="Arial"/>
                 <w:b/>
                 <w:sz w:val="20"/>
                 <w:szCs w:val="20"/>
-                <w:lang w:val="en-US"/>
+                <w:lang w:val="fr-CH"/>
               </w:rPr>
             </w:pPr>
             <w:r>
@@ -6632,18 +6284,10 @@
                 <w:b/>
                 <w:sz w:val="20"/>
                 <w:szCs w:val="20"/>
-                <w:lang w:val="fr-CH"/>
-              </w:rPr>
-              <w:t xml:space="preserve">Message Queues </w:t>
-            </w:r>
-            <w:r>
-              <w:rPr>
-                <w:b/>
-                <w:sz w:val="20"/>
-                <w:szCs w:val="20"/>
-                <w:lang w:val="fr-CH"/>
-              </w:rPr>
-              <w:t>and Service Orchestration in Python</w:t>
+                <w:lang w:val="en-US"/>
+              </w:rPr>
+              <w:lastRenderedPageBreak/>
+              <w:t>2-Tier Application (Python Frontend / DB as Backend)</w:t>
             </w:r>
           </w:p>
         </w:tc>
@@ -6735,15 +6379,7 @@
                 <w:sz w:val="20"/>
                 <w:szCs w:val="20"/>
               </w:rPr>
-              <w:t>2</w:t>
-            </w:r>
-            <w:r>
-              <w:rPr>
-                <w:rFonts w:cs="Arial"/>
-                <w:sz w:val="20"/>
-                <w:szCs w:val="20"/>
-              </w:rPr>
-              <w:t>6.6.2025</w:t>
+              <w:t>11.6.2026</w:t>
             </w:r>
           </w:p>
         </w:tc>
@@ -6811,7 +6447,15 @@
                 <w:sz w:val="20"/>
                 <w:szCs w:val="20"/>
               </w:rPr>
-              <w:t>17:30 – 20:45</w:t>
+              <w:t>1</w:t>
+            </w:r>
+            <w:r>
+              <w:rPr>
+                <w:rFonts w:cs="Arial"/>
+                <w:sz w:val="20"/>
+                <w:szCs w:val="20"/>
+              </w:rPr>
+              <w:t>3:15 – 16:30</w:t>
             </w:r>
           </w:p>
         </w:tc>
@@ -6896,17 +6540,6 @@
           <w:u w:val="single"/>
         </w:rPr>
       </w:pPr>
-    </w:p>
-    <w:p>
-      <w:pPr>
-        <w:spacing w:before="60" w:after="60" w:line="240" w:lineRule="auto"/>
-        <w:rPr>
-          <w:bCs/>
-          <w:sz w:val="20"/>
-          <w:szCs w:val="20"/>
-          <w:u w:val="single"/>
-        </w:rPr>
-      </w:pPr>
       <w:r>
         <w:rPr>
           <w:bCs/>
@@ -6936,17 +6569,15 @@
           <w:sz w:val="20"/>
           <w:szCs w:val="20"/>
         </w:rPr>
-        <w:t>Funktion und Aufgabe eines Message Brokers erklären können</w:t>
+        <w:t>DB-Anbindung in Python (Siehe Database Module)</w:t>
       </w:r>
     </w:p>
     <w:p>
       <w:pPr>
         <w:spacing w:before="60" w:after="60" w:line="240" w:lineRule="auto"/>
         <w:rPr>
-          <w:bCs/>
-          <w:sz w:val="20"/>
-          <w:szCs w:val="20"/>
-          <w:u w:val="single"/>
+          <w:sz w:val="20"/>
+          <w:szCs w:val="20"/>
         </w:rPr>
       </w:pPr>
     </w:p>
@@ -6954,20 +6585,175 @@
       <w:pPr>
         <w:spacing w:before="60" w:after="60" w:line="240" w:lineRule="auto"/>
         <w:rPr>
+          <w:sz w:val="20"/>
+          <w:szCs w:val="20"/>
+        </w:rPr>
+      </w:pPr>
+      <w:r>
+        <w:rPr>
+          <w:sz w:val="20"/>
+          <w:szCs w:val="20"/>
+          <w:u w:val="single"/>
+        </w:rPr>
+        <w:t>Inhalt</w:t>
+      </w:r>
+      <w:r>
+        <w:rPr>
+          <w:sz w:val="20"/>
+          <w:szCs w:val="20"/>
+        </w:rPr>
+        <w:t>:</w:t>
+      </w:r>
+    </w:p>
+    <w:p>
+      <w:pPr>
+        <w:pStyle w:val="Listenabsatz"/>
+        <w:numPr>
+          <w:ilvl w:val="0"/>
+          <w:numId w:val="9"/>
+        </w:numPr>
+        <w:spacing w:before="60" w:after="60" w:line="240" w:lineRule="auto"/>
+        <w:rPr>
+          <w:sz w:val="20"/>
+          <w:szCs w:val="20"/>
+        </w:rPr>
+      </w:pPr>
+      <w:r>
+        <w:rPr>
+          <w:sz w:val="20"/>
+          <w:szCs w:val="20"/>
+        </w:rPr>
+        <w:t xml:space="preserve">SQL-Abfragen auf Views mit </w:t>
+      </w:r>
+      <w:proofErr w:type="spellStart"/>
+      <w:r>
+        <w:rPr>
+          <w:sz w:val="20"/>
+          <w:szCs w:val="20"/>
+        </w:rPr>
+        <w:t>Functions</w:t>
+      </w:r>
+      <w:proofErr w:type="spellEnd"/>
+      <w:r>
+        <w:rPr>
+          <w:sz w:val="20"/>
+          <w:szCs w:val="20"/>
+        </w:rPr>
+        <w:t xml:space="preserve"> von Python aus</w:t>
+      </w:r>
+    </w:p>
+    <w:p>
+      <w:pPr>
+        <w:pStyle w:val="Listenabsatz"/>
+        <w:numPr>
+          <w:ilvl w:val="0"/>
+          <w:numId w:val="9"/>
+        </w:numPr>
+        <w:spacing w:before="60" w:after="60" w:line="240" w:lineRule="auto"/>
+        <w:rPr>
+          <w:sz w:val="20"/>
+          <w:szCs w:val="20"/>
+        </w:rPr>
+      </w:pPr>
+      <w:r>
+        <w:rPr>
+          <w:sz w:val="20"/>
+          <w:szCs w:val="20"/>
+        </w:rPr>
+        <w:t xml:space="preserve">Python </w:t>
+      </w:r>
+      <w:proofErr w:type="spellStart"/>
+      <w:r>
+        <w:rPr>
+          <w:sz w:val="20"/>
+          <w:szCs w:val="20"/>
+        </w:rPr>
+        <w:t>calls</w:t>
+      </w:r>
+      <w:proofErr w:type="spellEnd"/>
+      <w:r>
+        <w:rPr>
+          <w:sz w:val="20"/>
+          <w:szCs w:val="20"/>
+        </w:rPr>
+        <w:t xml:space="preserve"> </w:t>
+      </w:r>
+      <w:proofErr w:type="spellStart"/>
+      <w:r>
+        <w:rPr>
+          <w:sz w:val="20"/>
+          <w:szCs w:val="20"/>
+        </w:rPr>
+        <w:t>Stored-Procedure</w:t>
+      </w:r>
+      <w:proofErr w:type="spellEnd"/>
+    </w:p>
+    <w:p>
+      <w:pPr>
+        <w:pStyle w:val="Listenabsatz"/>
+        <w:numPr>
+          <w:ilvl w:val="0"/>
+          <w:numId w:val="9"/>
+        </w:numPr>
+        <w:spacing w:before="60" w:after="60" w:line="240" w:lineRule="auto"/>
+        <w:rPr>
+          <w:sz w:val="20"/>
+          <w:szCs w:val="20"/>
+        </w:rPr>
+      </w:pPr>
+      <w:r>
+        <w:rPr>
+          <w:sz w:val="20"/>
+          <w:szCs w:val="20"/>
+        </w:rPr>
+        <w:t xml:space="preserve">Processing </w:t>
+      </w:r>
+      <w:proofErr w:type="spellStart"/>
+      <w:r>
+        <w:rPr>
+          <w:sz w:val="20"/>
+          <w:szCs w:val="20"/>
+        </w:rPr>
+        <w:t>Result</w:t>
+      </w:r>
+      <w:proofErr w:type="spellEnd"/>
+      <w:r>
+        <w:rPr>
+          <w:sz w:val="20"/>
+          <w:szCs w:val="20"/>
+        </w:rPr>
+        <w:t>-Set</w:t>
+      </w:r>
+    </w:p>
+    <w:p>
+      <w:pPr>
+        <w:spacing w:before="60" w:after="60" w:line="240" w:lineRule="auto"/>
+        <w:rPr>
           <w:bCs/>
           <w:sz w:val="20"/>
           <w:szCs w:val="20"/>
           <w:u w:val="single"/>
         </w:rPr>
       </w:pPr>
-      <w:r>
+    </w:p>
+    <w:p>
+      <w:pPr>
+        <w:spacing w:before="60" w:after="60" w:line="240" w:lineRule="auto"/>
         <w:rPr>
           <w:bCs/>
           <w:sz w:val="20"/>
           <w:szCs w:val="20"/>
           <w:u w:val="single"/>
         </w:rPr>
-        <w:t>Inhalte</w:t>
+      </w:pPr>
+      <w:r>
+        <w:rPr>
+          <w:bCs/>
+          <w:sz w:val="20"/>
+          <w:szCs w:val="20"/>
+          <w:u w:val="single"/>
+        </w:rPr>
+        <w:t>Nachbearbeitung</w:t>
       </w:r>
     </w:p>
     <w:p>
@@ -6980,16 +6766,17 @@
         <w:spacing w:before="60" w:after="60" w:line="240" w:lineRule="auto"/>
         <w:ind w:left="426"/>
         <w:rPr>
-          <w:sz w:val="20"/>
-          <w:szCs w:val="20"/>
-        </w:rPr>
-      </w:pPr>
-      <w:r>
-        <w:rPr>
-          <w:sz w:val="20"/>
-          <w:szCs w:val="20"/>
-        </w:rPr>
-        <w:t xml:space="preserve">Message </w:t>
+          <w:b/>
+          <w:sz w:val="20"/>
+          <w:szCs w:val="20"/>
+        </w:rPr>
+      </w:pPr>
+      <w:r>
+        <w:rPr>
+          <w:sz w:val="20"/>
+          <w:szCs w:val="20"/>
+        </w:rPr>
+        <w:t>GUI-</w:t>
       </w:r>
       <w:proofErr w:type="spellStart"/>
       <w:r>
@@ -6997,7 +6784,7 @@
           <w:sz w:val="20"/>
           <w:szCs w:val="20"/>
         </w:rPr>
-        <w:t>oriented</w:t>
+        <w:t>Application</w:t>
       </w:r>
       <w:proofErr w:type="spellEnd"/>
       <w:r>
@@ -7005,33 +6792,16 @@
           <w:sz w:val="20"/>
           <w:szCs w:val="20"/>
         </w:rPr>
+        <w:t xml:space="preserve"> für Adress-DB entwickeln</w:t>
+      </w:r>
+      <w:r>
+        <w:rPr>
+          <w:b/>
+          <w:sz w:val="20"/>
+          <w:szCs w:val="20"/>
+        </w:rPr>
         <w:t xml:space="preserve"> </w:t>
       </w:r>
-      <w:proofErr w:type="spellStart"/>
-      <w:r>
-        <w:rPr>
-          <w:sz w:val="20"/>
-          <w:szCs w:val="20"/>
-        </w:rPr>
-        <w:t>programing</w:t>
-      </w:r>
-      <w:proofErr w:type="spellEnd"/>
-      <w:r>
-        <w:rPr>
-          <w:sz w:val="20"/>
-          <w:szCs w:val="20"/>
-        </w:rPr>
-        <w:t xml:space="preserve"> in Python mit </w:t>
-      </w:r>
-      <w:proofErr w:type="spellStart"/>
-      <w:r>
-        <w:rPr>
-          <w:sz w:val="20"/>
-          <w:szCs w:val="20"/>
-        </w:rPr>
-        <w:t>RabbitMQ</w:t>
-      </w:r>
-      <w:proofErr w:type="spellEnd"/>
     </w:p>
     <w:p>
       <w:pPr>
@@ -7043,144 +6813,51 @@
         <w:spacing w:before="60" w:after="60" w:line="240" w:lineRule="auto"/>
         <w:ind w:left="426"/>
         <w:rPr>
-          <w:sz w:val="20"/>
-          <w:szCs w:val="20"/>
-          <w:lang w:val="fr-CH"/>
-        </w:rPr>
-      </w:pPr>
+          <w:b/>
+          <w:sz w:val="20"/>
+          <w:szCs w:val="20"/>
+        </w:rPr>
+      </w:pPr>
+      <w:r>
+        <w:rPr>
+          <w:b/>
+          <w:sz w:val="20"/>
+          <w:szCs w:val="20"/>
+        </w:rPr>
+        <w:t xml:space="preserve">Parallel dazu </w:t>
+      </w:r>
+      <w:r>
+        <w:rPr>
+          <w:b/>
+          <w:sz w:val="20"/>
+          <w:szCs w:val="20"/>
+        </w:rPr>
+        <w:t xml:space="preserve">Fachgespräche zur eigenen Arbeit (pro Person </w:t>
+      </w:r>
       <w:proofErr w:type="spellStart"/>
       <w:r>
         <w:rPr>
-          <w:sz w:val="20"/>
-          <w:szCs w:val="20"/>
-          <w:lang w:val="fr-CH"/>
-        </w:rPr>
-        <w:t>Web-Services</w:t>
+          <w:b/>
+          <w:sz w:val="20"/>
+          <w:szCs w:val="20"/>
+        </w:rPr>
+        <w:t>max</w:t>
       </w:r>
       <w:proofErr w:type="spellEnd"/>
       <w:r>
         <w:rPr>
-          <w:sz w:val="20"/>
-          <w:szCs w:val="20"/>
-          <w:lang w:val="fr-CH"/>
-        </w:rPr>
-        <w:t xml:space="preserve"> Orchestration (Compose services to a new service)</w:t>
+          <w:b/>
+          <w:sz w:val="20"/>
+          <w:szCs w:val="20"/>
+        </w:rPr>
+        <w:t xml:space="preserve"> 10‘)</w:t>
       </w:r>
     </w:p>
     <w:p>
       <w:pPr>
-        <w:pStyle w:val="Listenabsatz"/>
-        <w:numPr>
-          <w:ilvl w:val="0"/>
-          <w:numId w:val="2"/>
-        </w:numPr>
         <w:spacing w:before="60" w:after="60" w:line="240" w:lineRule="auto"/>
-        <w:ind w:left="426"/>
-        <w:rPr>
-          <w:sz w:val="20"/>
-          <w:szCs w:val="20"/>
-        </w:rPr>
-      </w:pPr>
-      <w:r>
-        <w:rPr>
-          <w:sz w:val="20"/>
-          <w:szCs w:val="20"/>
-        </w:rPr>
-        <w:t xml:space="preserve">IoT Anwendung </w:t>
-      </w:r>
-      <w:proofErr w:type="gramStart"/>
-      <w:r>
-        <w:rPr>
-          <w:sz w:val="20"/>
-          <w:szCs w:val="20"/>
-        </w:rPr>
-        <w:t>selber</w:t>
-      </w:r>
-      <w:proofErr w:type="gramEnd"/>
-      <w:r>
-        <w:rPr>
-          <w:sz w:val="20"/>
-          <w:szCs w:val="20"/>
-        </w:rPr>
-        <w:t xml:space="preserve"> entwickeln (inkl. QR-Code)</w:t>
-      </w:r>
-    </w:p>
-    <w:p>
-      <w:pPr>
-        <w:pStyle w:val="Listenabsatz"/>
-        <w:numPr>
-          <w:ilvl w:val="0"/>
-          <w:numId w:val="2"/>
-        </w:numPr>
-        <w:spacing w:before="60" w:after="60" w:line="240" w:lineRule="auto"/>
-        <w:ind w:left="426"/>
-        <w:rPr>
-          <w:sz w:val="20"/>
-          <w:szCs w:val="20"/>
-        </w:rPr>
-      </w:pPr>
-      <w:r>
-        <w:rPr>
-          <w:sz w:val="20"/>
-          <w:szCs w:val="20"/>
-        </w:rPr>
-        <w:t>Beispiel Smart Home</w:t>
-      </w:r>
-    </w:p>
-    <w:p>
-      <w:pPr>
-        <w:pStyle w:val="Listenabsatz"/>
-        <w:numPr>
-          <w:ilvl w:val="0"/>
-          <w:numId w:val="2"/>
-        </w:numPr>
-        <w:spacing w:before="60" w:after="60" w:line="240" w:lineRule="auto"/>
-        <w:ind w:left="426"/>
-        <w:rPr>
-          <w:b/>
-          <w:sz w:val="20"/>
-          <w:szCs w:val="20"/>
-        </w:rPr>
-      </w:pPr>
-      <w:r>
-        <w:rPr>
-          <w:b/>
-          <w:sz w:val="20"/>
-          <w:szCs w:val="20"/>
-        </w:rPr>
-        <w:t xml:space="preserve">Parallel dazu </w:t>
-      </w:r>
-      <w:r>
-        <w:rPr>
-          <w:b/>
-          <w:sz w:val="20"/>
-          <w:szCs w:val="20"/>
-        </w:rPr>
-        <w:t xml:space="preserve">Fachgespräche zur eigenen Arbeit (pro Person </w:t>
-      </w:r>
-      <w:proofErr w:type="spellStart"/>
-      <w:r>
-        <w:rPr>
-          <w:b/>
-          <w:sz w:val="20"/>
-          <w:szCs w:val="20"/>
-        </w:rPr>
-        <w:t>max</w:t>
-      </w:r>
-      <w:proofErr w:type="spellEnd"/>
-      <w:r>
-        <w:rPr>
-          <w:b/>
-          <w:sz w:val="20"/>
-          <w:szCs w:val="20"/>
-        </w:rPr>
-        <w:t xml:space="preserve"> 10‘)</w:t>
-      </w:r>
-    </w:p>
-    <w:p>
-      <w:pPr>
-        <w:spacing w:before="60" w:after="60" w:line="240" w:lineRule="auto"/>
-        <w:rPr>
+        <w:rPr>
+          <w:color w:val="auto"/>
           <w:sz w:val="20"/>
           <w:szCs w:val="20"/>
         </w:rPr>
@@ -7240,52 +6917,26 @@
                 <w:b/>
                 <w:sz w:val="20"/>
                 <w:szCs w:val="20"/>
+                <w:lang w:val="en-US"/>
               </w:rPr>
             </w:pPr>
             <w:r>
               <w:rPr>
-                <w:rFonts w:cs="Arial"/>
                 <w:b/>
                 <w:sz w:val="20"/>
                 <w:szCs w:val="20"/>
-              </w:rPr>
-              <w:t>Mobile Entwicklung und Marketing</w:t>
+                <w:lang w:val="fr-CH"/>
+              </w:rPr>
+              <w:t xml:space="preserve">Message Queues </w:t>
             </w:r>
             <w:r>
               <w:rPr>
-                <w:rFonts w:cs="Arial"/>
                 <w:b/>
                 <w:sz w:val="20"/>
                 <w:szCs w:val="20"/>
-              </w:rPr>
-              <w:t>.</w:t>
-            </w:r>
-            <w:r>
-              <w:rPr>
-                <w:rFonts w:cs="Arial"/>
-                <w:b/>
-                <w:sz w:val="20"/>
-                <w:szCs w:val="20"/>
-              </w:rPr>
-              <w:t xml:space="preserve"> </w:t>
-            </w:r>
-            <w:r>
-              <w:rPr>
-                <w:rFonts w:cs="Arial"/>
-                <w:b/>
-                <w:sz w:val="20"/>
-                <w:szCs w:val="20"/>
-              </w:rPr>
-              <w:t>E</w:t>
-            </w:r>
-            <w:r>
-              <w:rPr>
-                <w:rFonts w:cs="Arial"/>
-                <w:b/>
-                <w:sz w:val="20"/>
-                <w:szCs w:val="20"/>
-              </w:rPr>
-              <w:t>in Rundgang</w:t>
+                <w:lang w:val="fr-CH"/>
+              </w:rPr>
+              <w:t>and Service Orchestration in Python</w:t>
             </w:r>
           </w:p>
         </w:tc>
@@ -7377,15 +7028,7 @@
                 <w:sz w:val="20"/>
                 <w:szCs w:val="20"/>
               </w:rPr>
-              <w:t>3.7</w:t>
-            </w:r>
-            <w:r>
-              <w:rPr>
-                <w:rFonts w:cs="Arial"/>
-                <w:sz w:val="20"/>
-                <w:szCs w:val="20"/>
-              </w:rPr>
-              <w:t>.2025</w:t>
+              <w:t>9.7.2026</w:t>
             </w:r>
           </w:p>
         </w:tc>
@@ -7453,7 +7096,15 @@
                 <w:sz w:val="20"/>
                 <w:szCs w:val="20"/>
               </w:rPr>
-              <w:t>17:30 – 20:45</w:t>
+              <w:t>1</w:t>
+            </w:r>
+            <w:r>
+              <w:rPr>
+                <w:rFonts w:cs="Arial"/>
+                <w:sz w:val="20"/>
+                <w:szCs w:val="20"/>
+              </w:rPr>
+              <w:t>3:15 – 16:30</w:t>
             </w:r>
           </w:p>
         </w:tc>
@@ -7522,7 +7173,7 @@
                 <w:sz w:val="20"/>
                 <w:szCs w:val="20"/>
               </w:rPr>
-              <w:t>Frank-Stefan Heinz</w:t>
+              <w:t>Walter Rothlin</w:t>
             </w:r>
           </w:p>
         </w:tc>
@@ -7538,15 +7189,6 @@
           <w:u w:val="single"/>
         </w:rPr>
       </w:pPr>
-      <w:r>
-        <w:rPr>
-          <w:bCs/>
-          <w:sz w:val="20"/>
-          <w:szCs w:val="20"/>
-          <w:u w:val="single"/>
-        </w:rPr>
-        <w:t>Vorbereitung</w:t>
-      </w:r>
     </w:p>
     <w:p>
       <w:pPr>
@@ -7558,25 +7200,14 @@
           <w:u w:val="single"/>
         </w:rPr>
       </w:pPr>
-    </w:p>
-    <w:p>
-      <w:pPr>
-        <w:spacing w:before="60" w:after="60" w:line="240" w:lineRule="auto"/>
+      <w:r>
         <w:rPr>
           <w:bCs/>
           <w:sz w:val="20"/>
           <w:szCs w:val="20"/>
           <w:u w:val="single"/>
         </w:rPr>
-      </w:pPr>
-      <w:r>
-        <w:rPr>
-          <w:bCs/>
-          <w:sz w:val="20"/>
-          <w:szCs w:val="20"/>
-          <w:u w:val="single"/>
-        </w:rPr>
-        <w:t>Inhalte</w:t>
+        <w:t>Vorbereitung</w:t>
       </w:r>
     </w:p>
     <w:p>
@@ -7589,55 +7220,56 @@
         <w:spacing w:before="60" w:after="60" w:line="240" w:lineRule="auto"/>
         <w:ind w:left="426"/>
         <w:rPr>
-          <w:color w:val="auto"/>
-          <w:sz w:val="20"/>
-          <w:szCs w:val="20"/>
-        </w:rPr>
-      </w:pPr>
-      <w:r>
-        <w:rPr>
-          <w:rFonts w:cs="Arial"/>
-          <w:sz w:val="20"/>
-          <w:szCs w:val="20"/>
-        </w:rPr>
-        <w:t>Mobile Entwicklung und Marketing</w:t>
-      </w:r>
-      <w:r>
-        <w:rPr>
-          <w:rFonts w:cs="Arial"/>
-          <w:sz w:val="20"/>
-          <w:szCs w:val="20"/>
-        </w:rPr>
-        <w:t>.</w:t>
-      </w:r>
-      <w:r>
-        <w:rPr>
-          <w:rFonts w:cs="Arial"/>
-          <w:sz w:val="20"/>
-          <w:szCs w:val="20"/>
-        </w:rPr>
-        <w:t xml:space="preserve"> </w:t>
-      </w:r>
-      <w:r>
-        <w:rPr>
-          <w:rFonts w:cs="Arial"/>
-          <w:sz w:val="20"/>
-          <w:szCs w:val="20"/>
-        </w:rPr>
-        <w:t>E</w:t>
-      </w:r>
-      <w:r>
-        <w:rPr>
-          <w:rFonts w:cs="Arial"/>
-          <w:sz w:val="20"/>
-          <w:szCs w:val="20"/>
-        </w:rPr>
-        <w:t>in Rundgang</w:t>
+          <w:sz w:val="20"/>
+          <w:szCs w:val="20"/>
+        </w:rPr>
+      </w:pPr>
+      <w:r>
+        <w:rPr>
+          <w:sz w:val="20"/>
+          <w:szCs w:val="20"/>
+        </w:rPr>
+        <w:t>Funktion und Aufgabe eines Message Brokers erklären können</w:t>
       </w:r>
     </w:p>
     <w:p>
       <w:pPr>
+        <w:spacing w:before="60" w:after="60" w:line="240" w:lineRule="auto"/>
+        <w:rPr>
+          <w:bCs/>
+          <w:sz w:val="20"/>
+          <w:szCs w:val="20"/>
+          <w:u w:val="single"/>
+        </w:rPr>
+      </w:pPr>
+    </w:p>
+    <w:p>
+      <w:pPr>
+        <w:spacing w:before="60" w:after="60" w:line="240" w:lineRule="auto"/>
+        <w:rPr>
+          <w:bCs/>
+          <w:sz w:val="20"/>
+          <w:szCs w:val="20"/>
+          <w:u w:val="single"/>
+        </w:rPr>
+      </w:pPr>
+      <w:r>
+        <w:rPr>
+          <w:bCs/>
+          <w:sz w:val="20"/>
+          <w:szCs w:val="20"/>
+          <w:u w:val="single"/>
+        </w:rPr>
+        <w:t>Inhalte</w:t>
+      </w:r>
+    </w:p>
+    <w:p>
+      <w:pPr>
         <w:pStyle w:val="Listenabsatz"/>
+        <w:numPr>
+          <w:ilvl w:val="0"/>
+          <w:numId w:val="2"/>
+        </w:numPr>
         <w:spacing w:before="60" w:after="60" w:line="240" w:lineRule="auto"/>
         <w:ind w:left="426"/>
         <w:rPr>
@@ -7645,37 +7277,217 @@
           <w:szCs w:val="20"/>
         </w:rPr>
       </w:pPr>
+      <w:r>
+        <w:rPr>
+          <w:sz w:val="20"/>
+          <w:szCs w:val="20"/>
+        </w:rPr>
+        <w:t xml:space="preserve">Message </w:t>
+      </w:r>
+      <w:proofErr w:type="spellStart"/>
+      <w:r>
+        <w:rPr>
+          <w:sz w:val="20"/>
+          <w:szCs w:val="20"/>
+        </w:rPr>
+        <w:t>oriented</w:t>
+      </w:r>
+      <w:proofErr w:type="spellEnd"/>
+      <w:r>
+        <w:rPr>
+          <w:sz w:val="20"/>
+          <w:szCs w:val="20"/>
+        </w:rPr>
+        <w:t xml:space="preserve"> </w:t>
+      </w:r>
+      <w:proofErr w:type="spellStart"/>
+      <w:r>
+        <w:rPr>
+          <w:sz w:val="20"/>
+          <w:szCs w:val="20"/>
+        </w:rPr>
+        <w:t>programing</w:t>
+      </w:r>
+      <w:proofErr w:type="spellEnd"/>
+      <w:r>
+        <w:rPr>
+          <w:sz w:val="20"/>
+          <w:szCs w:val="20"/>
+        </w:rPr>
+        <w:t xml:space="preserve"> in Python mit </w:t>
+      </w:r>
+      <w:proofErr w:type="spellStart"/>
+      <w:r>
+        <w:rPr>
+          <w:sz w:val="20"/>
+          <w:szCs w:val="20"/>
+        </w:rPr>
+        <w:t>RabbitMQ</w:t>
+      </w:r>
+      <w:proofErr w:type="spellEnd"/>
     </w:p>
     <w:p>
       <w:pPr>
         <w:pStyle w:val="Listenabsatz"/>
+        <w:numPr>
+          <w:ilvl w:val="0"/>
+          <w:numId w:val="2"/>
+        </w:numPr>
         <w:spacing w:before="60" w:after="60" w:line="240" w:lineRule="auto"/>
         <w:ind w:left="426"/>
         <w:rPr>
           <w:sz w:val="20"/>
           <w:szCs w:val="20"/>
-        </w:rPr>
-      </w:pPr>
+          <w:lang w:val="fr-CH"/>
+        </w:rPr>
+      </w:pPr>
+      <w:proofErr w:type="spellStart"/>
+      <w:r>
+        <w:rPr>
+          <w:sz w:val="20"/>
+          <w:szCs w:val="20"/>
+          <w:lang w:val="fr-CH"/>
+        </w:rPr>
+        <w:t>Web-Services</w:t>
+      </w:r>
+      <w:proofErr w:type="spellEnd"/>
+      <w:r>
+        <w:rPr>
+          <w:sz w:val="20"/>
+          <w:szCs w:val="20"/>
+          <w:lang w:val="fr-CH"/>
+        </w:rPr>
+        <w:t xml:space="preserve"> Orchestration (Compose services to a new service)</w:t>
+      </w:r>
     </w:p>
     <w:p>
       <w:pPr>
+        <w:pStyle w:val="Listenabsatz"/>
+        <w:numPr>
+          <w:ilvl w:val="0"/>
+          <w:numId w:val="2"/>
+        </w:numPr>
         <w:spacing w:before="60" w:after="60" w:line="240" w:lineRule="auto"/>
-        <w:rPr>
-          <w:bCs/>
-          <w:sz w:val="20"/>
-          <w:szCs w:val="20"/>
-          <w:u w:val="single"/>
-        </w:rPr>
-      </w:pPr>
-      <w:r>
-        <w:rPr>
-          <w:bCs/>
-          <w:sz w:val="20"/>
-          <w:szCs w:val="20"/>
-          <w:u w:val="single"/>
-        </w:rPr>
-        <w:t>Nachbearbeitung</w:t>
-      </w:r>
+        <w:ind w:left="426"/>
+        <w:rPr>
+          <w:sz w:val="20"/>
+          <w:szCs w:val="20"/>
+        </w:rPr>
+      </w:pPr>
+      <w:r>
+        <w:rPr>
+          <w:sz w:val="20"/>
+          <w:szCs w:val="20"/>
+        </w:rPr>
+        <w:t xml:space="preserve">IoT Anwendung </w:t>
+      </w:r>
+      <w:proofErr w:type="gramStart"/>
+      <w:r>
+        <w:rPr>
+          <w:sz w:val="20"/>
+          <w:szCs w:val="20"/>
+        </w:rPr>
+        <w:t>selber</w:t>
+      </w:r>
+      <w:proofErr w:type="gramEnd"/>
+      <w:r>
+        <w:rPr>
+          <w:sz w:val="20"/>
+          <w:szCs w:val="20"/>
+        </w:rPr>
+        <w:t xml:space="preserve"> entwickeln (inkl. QR-Code)</w:t>
+      </w:r>
+    </w:p>
+    <w:p>
+      <w:pPr>
+        <w:pStyle w:val="Listenabsatz"/>
+        <w:numPr>
+          <w:ilvl w:val="0"/>
+          <w:numId w:val="2"/>
+        </w:numPr>
+        <w:spacing w:before="60" w:after="60" w:line="240" w:lineRule="auto"/>
+        <w:ind w:left="426"/>
+        <w:rPr>
+          <w:sz w:val="20"/>
+          <w:szCs w:val="20"/>
+        </w:rPr>
+      </w:pPr>
+      <w:r>
+        <w:rPr>
+          <w:sz w:val="20"/>
+          <w:szCs w:val="20"/>
+        </w:rPr>
+        <w:t>Beispiel Smart Home</w:t>
+      </w:r>
+    </w:p>
+    <w:p>
+      <w:pPr>
+        <w:pStyle w:val="Listenabsatz"/>
+        <w:numPr>
+          <w:ilvl w:val="0"/>
+          <w:numId w:val="2"/>
+        </w:numPr>
+        <w:spacing w:before="60" w:after="60" w:line="240" w:lineRule="auto"/>
+        <w:ind w:left="426"/>
+        <w:rPr>
+          <w:b/>
+          <w:sz w:val="20"/>
+          <w:szCs w:val="20"/>
+        </w:rPr>
+      </w:pPr>
+      <w:r>
+        <w:rPr>
+          <w:b/>
+          <w:sz w:val="20"/>
+          <w:szCs w:val="20"/>
+        </w:rPr>
+        <w:t xml:space="preserve">Parallel dazu </w:t>
+      </w:r>
+      <w:r>
+        <w:rPr>
+          <w:b/>
+          <w:sz w:val="20"/>
+          <w:szCs w:val="20"/>
+        </w:rPr>
+        <w:t xml:space="preserve">Fachgespräche zur eigenen Arbeit (pro Person </w:t>
+      </w:r>
+      <w:proofErr w:type="spellStart"/>
+      <w:r>
+        <w:rPr>
+          <w:b/>
+          <w:sz w:val="20"/>
+          <w:szCs w:val="20"/>
+        </w:rPr>
+        <w:t>max</w:t>
+      </w:r>
+      <w:proofErr w:type="spellEnd"/>
+      <w:r>
+        <w:rPr>
+          <w:b/>
+          <w:sz w:val="20"/>
+          <w:szCs w:val="20"/>
+        </w:rPr>
+        <w:t xml:space="preserve"> 10‘)</w:t>
+      </w:r>
+    </w:p>
+    <w:p>
+      <w:pPr>
+        <w:spacing w:before="60" w:after="60" w:line="240" w:lineRule="auto"/>
+        <w:rPr>
+          <w:sz w:val="20"/>
+          <w:szCs w:val="20"/>
+        </w:rPr>
+      </w:pPr>
+    </w:p>
+    <w:p>
+      <w:pPr>
+        <w:spacing w:before="60" w:after="60" w:line="240" w:lineRule="auto"/>
+        <w:rPr>
+          <w:color w:val="auto"/>
+          <w:sz w:val="20"/>
+          <w:szCs w:val="20"/>
+        </w:rPr>
+      </w:pPr>
     </w:p>
     <w:sectPr>
       <w:headerReference w:type="default" r:id="rId13"/>
@@ -7723,10 +7535,10 @@
       <w:pStyle w:val="Fuzeile"/>
     </w:pPr>
     <w:r>
-      <w:t>27.2.202</w:t>
+      <w:t>1.3.202</w:t>
     </w:r>
     <w:r>
-      <w:t>5</w:t>
+      <w:t>6</w:t>
     </w:r>
     <w:r>
       <w:tab/>
@@ -18506,21 +18318,10 @@
 </file>
 
 <file path=customXml/item1.xml><?xml version="1.0" encoding="utf-8"?>
-<?mso-contentType ?>
-<FormTemplates xmlns="http://schemas.microsoft.com/sharepoint/v3/contenttype/forms">
-  <Display>DocumentLibraryForm</Display>
-  <Edit>DocumentLibraryForm</Edit>
-  <New>DocumentLibraryForm</New>
-</FormTemplates>
+<b:Sources xmlns:b="http://schemas.openxmlformats.org/officeDocument/2006/bibliography" xmlns="http://schemas.openxmlformats.org/officeDocument/2006/bibliography" SelectedStyle="\CHICAGO.XSL" StyleName="Chicago" Version="15"/>
 </file>
 
 <file path=customXml/item2.xml><?xml version="1.0" encoding="utf-8"?>
-<p:properties xmlns:p="http://schemas.microsoft.com/office/2006/metadata/properties" xmlns:xsi="http://www.w3.org/2001/XMLSchema-instance" xmlns:pc="http://schemas.microsoft.com/office/infopath/2007/PartnerControls">
-  <documentManagement/>
-</p:properties>
-</file>
-
-<file path=customXml/item3.xml><?xml version="1.0" encoding="utf-8"?>
 <ct:contentTypeSchema xmlns:ct="http://schemas.microsoft.com/office/2006/metadata/contentType" xmlns:ma="http://schemas.microsoft.com/office/2006/metadata/properties/metaAttributes" ct:_="" ma:_="" ma:contentTypeName="Dokument" ma:contentTypeID="0x010100BE560DBDEBEE334287F7942961B978E7" ma:contentTypeVersion="10" ma:contentTypeDescription="Ein neues Dokument erstellen." ma:contentTypeScope="" ma:versionID="3448f5e3d3dc8f2526c5f1c48a431eae">
   <xsd:schema xmlns:xsd="http://www.w3.org/2001/XMLSchema" xmlns:xs="http://www.w3.org/2001/XMLSchema" xmlns:p="http://schemas.microsoft.com/office/2006/metadata/properties" xmlns:ns3="fbef21e9-1a26-4c61-85dc-9a69c3e8c917" xmlns:ns4="7fe708a0-ca3a-40ee-82eb-a4dbd3fd7aa6" targetNamespace="http://schemas.microsoft.com/office/2006/metadata/properties" ma:root="true" ma:fieldsID="7262ea4ae4d9479d854ffbdd60efdff1" ns3:_="" ns4:_="">
     <xsd:import namespace="fbef21e9-1a26-4c61-85dc-9a69c3e8c917"/>
@@ -18723,28 +18524,30 @@
 </ct:contentTypeSchema>
 </file>
 
+<file path=customXml/item3.xml><?xml version="1.0" encoding="utf-8"?>
+<p:properties xmlns:p="http://schemas.microsoft.com/office/2006/metadata/properties" xmlns:xsi="http://www.w3.org/2001/XMLSchema-instance" xmlns:pc="http://schemas.microsoft.com/office/infopath/2007/PartnerControls">
+  <documentManagement/>
+</p:properties>
+</file>
+
 <file path=customXml/item4.xml><?xml version="1.0" encoding="utf-8"?>
-<b:Sources xmlns:b="http://schemas.openxmlformats.org/officeDocument/2006/bibliography" xmlns="http://schemas.openxmlformats.org/officeDocument/2006/bibliography" SelectedStyle="\CHICAGO.XSL" StyleName="Chicago" Version="15"/>
+<?mso-contentType ?>
+<FormTemplates xmlns="http://schemas.microsoft.com/sharepoint/v3/contenttype/forms">
+  <Display>DocumentLibraryForm</Display>
+  <Edit>DocumentLibraryForm</Edit>
+  <New>DocumentLibraryForm</New>
+</FormTemplates>
 </file>
 
 <file path=customXml/itemProps1.xml><?xml version="1.0" encoding="utf-8"?>
-<ds:datastoreItem xmlns:ds="http://schemas.openxmlformats.org/officeDocument/2006/customXml" ds:itemID="{82F971DC-432E-4E50-939B-6C31B46B7B33}">
+<ds:datastoreItem xmlns:ds="http://schemas.openxmlformats.org/officeDocument/2006/customXml" ds:itemID="{621C3ACB-9B0D-45C6-841C-651959510989}">
   <ds:schemaRefs>
-    <ds:schemaRef ds:uri="http://schemas.microsoft.com/sharepoint/v3/contenttype/forms"/>
+    <ds:schemaRef ds:uri="http://schemas.openxmlformats.org/officeDocument/2006/bibliography"/>
   </ds:schemaRefs>
 </ds:datastoreItem>
 </file>
 
 <file path=customXml/itemProps2.xml><?xml version="1.0" encoding="utf-8"?>
-<ds:datastoreItem xmlns:ds="http://schemas.openxmlformats.org/officeDocument/2006/customXml" ds:itemID="{19B06714-4048-46F0-A4BC-D394CCE0DE93}">
-  <ds:schemaRefs>
-    <ds:schemaRef ds:uri="http://schemas.microsoft.com/office/2006/metadata/properties"/>
-    <ds:schemaRef ds:uri="http://schemas.microsoft.com/office/infopath/2007/PartnerControls"/>
-  </ds:schemaRefs>
-</ds:datastoreItem>
-</file>
-
-<file path=customXml/itemProps3.xml><?xml version="1.0" encoding="utf-8"?>
 <ds:datastoreItem xmlns:ds="http://schemas.openxmlformats.org/officeDocument/2006/customXml" ds:itemID="{4DB81F8C-048F-4552-BA1A-2387B47F21A7}">
   <ds:schemaRefs>
     <ds:schemaRef ds:uri="http://schemas.microsoft.com/office/2006/metadata/contentType"/>
@@ -18763,10 +18566,19 @@
 </ds:datastoreItem>
 </file>
 
+<file path=customXml/itemProps3.xml><?xml version="1.0" encoding="utf-8"?>
+<ds:datastoreItem xmlns:ds="http://schemas.openxmlformats.org/officeDocument/2006/customXml" ds:itemID="{19B06714-4048-46F0-A4BC-D394CCE0DE93}">
+  <ds:schemaRefs>
+    <ds:schemaRef ds:uri="http://schemas.microsoft.com/office/2006/metadata/properties"/>
+    <ds:schemaRef ds:uri="http://schemas.microsoft.com/office/infopath/2007/PartnerControls"/>
+  </ds:schemaRefs>
+</ds:datastoreItem>
+</file>
+
 <file path=customXml/itemProps4.xml><?xml version="1.0" encoding="utf-8"?>
-<ds:datastoreItem xmlns:ds="http://schemas.openxmlformats.org/officeDocument/2006/customXml" ds:itemID="{621C3ACB-9B0D-45C6-841C-651959510989}">
+<ds:datastoreItem xmlns:ds="http://schemas.openxmlformats.org/officeDocument/2006/customXml" ds:itemID="{82F971DC-432E-4E50-939B-6C31B46B7B33}">
   <ds:schemaRefs>
-    <ds:schemaRef ds:uri="http://schemas.openxmlformats.org/officeDocument/2006/bibliography"/>
+    <ds:schemaRef ds:uri="http://schemas.microsoft.com/sharepoint/v3/contenttype/forms"/>
   </ds:schemaRefs>
 </ds:datastoreItem>
 </file>